--- a/TS-Kramam/TS-1.6/TS 1.6 Tamil Krama Paatam Corrections.docx
+++ b/TS-Kramam/TS-1.6/TS 1.6 Tamil Krama Paatam Corrections.docx
@@ -194,6 +194,1253 @@
       </w:tr>
       <w:tr>
         <w:trPr>
+          <w:trHeight w:val="1105"/>
+        </w:trPr>
+        <w:tc>
+          <w:tcPr>
+            <w:tcW w:w="3857" w:type="dxa"/>
+            <w:tcBorders>
+              <w:top w:val="single" w:sz="4" w:space="0" w:color="000000"/>
+              <w:left w:val="single" w:sz="4" w:space="0" w:color="000000"/>
+              <w:bottom w:val="single" w:sz="4" w:space="0" w:color="000000"/>
+              <w:right w:val="single" w:sz="4" w:space="0" w:color="000000"/>
+            </w:tcBorders>
+          </w:tcPr>
+          <w:p>
+            <w:pPr>
+              <w:widowControl w:val="0"/>
+              <w:tabs>
+                <w:tab w:val="left" w:pos="993"/>
+              </w:tabs>
+              <w:autoSpaceDE w:val="0"/>
+              <w:autoSpaceDN w:val="0"/>
+              <w:adjustRightInd w:val="0"/>
+              <w:spacing w:before="0" w:line="240" w:lineRule="auto"/>
+              <w:rPr>
+                <w:rFonts w:eastAsia="Times New Roman" w:cs="Arial"/>
+                <w:b/>
+                <w:sz w:val="32"/>
+                <w:szCs w:val="32"/>
+                <w:lang w:val="en-IN" w:eastAsia="en-IN" w:bidi="ml-IN"/>
+              </w:rPr>
+            </w:pPr>
+            <w:r>
+              <w:rPr>
+                <w:rFonts w:eastAsia="Times New Roman" w:cs="Arial"/>
+                <w:b/>
+                <w:sz w:val="32"/>
+                <w:szCs w:val="32"/>
+                <w:lang w:val="en-IN" w:eastAsia="en-IN" w:bidi="ml-IN"/>
+              </w:rPr>
+              <w:t>T.S.1.6.</w:t>
+            </w:r>
+            <w:r>
+              <w:rPr>
+                <w:rFonts w:eastAsia="Times New Roman" w:cs="Arial"/>
+                <w:b/>
+                <w:sz w:val="32"/>
+                <w:szCs w:val="32"/>
+                <w:lang w:val="en-IN" w:eastAsia="en-IN" w:bidi="ml-IN"/>
+              </w:rPr>
+              <w:t xml:space="preserve">3.1 </w:t>
+            </w:r>
+            <w:r>
+              <w:rPr>
+                <w:rFonts w:eastAsia="Times New Roman" w:cs="Arial"/>
+                <w:b/>
+                <w:sz w:val="32"/>
+                <w:szCs w:val="32"/>
+                <w:lang w:val="en-IN" w:eastAsia="en-IN" w:bidi="ml-IN"/>
+              </w:rPr>
+              <w:t>- Kramam</w:t>
+            </w:r>
+          </w:p>
+          <w:p>
+            <w:pPr>
+              <w:widowControl w:val="0"/>
+              <w:autoSpaceDE w:val="0"/>
+              <w:autoSpaceDN w:val="0"/>
+              <w:adjustRightInd w:val="0"/>
+              <w:spacing w:before="0" w:line="240" w:lineRule="auto"/>
+              <w:rPr>
+                <w:rFonts w:cs="Arial"/>
+                <w:b/>
+                <w:bCs/>
+                <w:sz w:val="28"/>
+                <w:szCs w:val="36"/>
+                <w:lang w:val="en-IN" w:bidi="ml-IN"/>
+              </w:rPr>
+            </w:pPr>
+            <w:r>
+              <w:rPr>
+                <w:rFonts w:cs="Arial"/>
+                <w:b/>
+                <w:bCs/>
+                <w:sz w:val="28"/>
+                <w:szCs w:val="36"/>
+                <w:lang w:val="en-IN" w:bidi="ml-IN"/>
+              </w:rPr>
+              <w:t>Krama Vaakyam No. 33</w:t>
+            </w:r>
+          </w:p>
+          <w:p>
+            <w:pPr>
+              <w:widowControl w:val="0"/>
+              <w:tabs>
+                <w:tab w:val="left" w:pos="993"/>
+              </w:tabs>
+              <w:autoSpaceDE w:val="0"/>
+              <w:autoSpaceDN w:val="0"/>
+              <w:adjustRightInd w:val="0"/>
+              <w:spacing w:before="0" w:line="240" w:lineRule="auto"/>
+              <w:rPr>
+                <w:rFonts w:eastAsia="Times New Roman" w:cs="Arial"/>
+                <w:b/>
+                <w:sz w:val="32"/>
+                <w:szCs w:val="32"/>
+                <w:lang w:val="it-IT" w:eastAsia="en-IN" w:bidi="ml-IN"/>
+              </w:rPr>
+            </w:pPr>
+            <w:r>
+              <w:rPr>
+                <w:rFonts w:cs="Arial"/>
+                <w:b/>
+                <w:bCs/>
+                <w:sz w:val="28"/>
+                <w:szCs w:val="36"/>
+                <w:lang w:val="it-IT" w:bidi="ml-IN"/>
+              </w:rPr>
+              <w:t>Panchaati No. 8</w:t>
+            </w:r>
+          </w:p>
+        </w:tc>
+        <w:tc>
+          <w:tcPr>
+            <w:tcW w:w="5196" w:type="dxa"/>
+            <w:tcBorders>
+              <w:top w:val="single" w:sz="4" w:space="0" w:color="000000"/>
+              <w:left w:val="single" w:sz="4" w:space="0" w:color="000000"/>
+              <w:bottom w:val="single" w:sz="4" w:space="0" w:color="000000"/>
+              <w:right w:val="single" w:sz="4" w:space="0" w:color="000000"/>
+            </w:tcBorders>
+          </w:tcPr>
+          <w:p>
+            <w:pPr>
+              <w:spacing w:before="0" w:line="240" w:lineRule="auto"/>
+              <w:rPr>
+                <w:rFonts w:ascii="BRH Malayalam Extra" w:hAnsi="BRH Malayalam Extra" w:cs="BRH Malayalam Extra"/>
+                <w:sz w:val="40"/>
+                <w:szCs w:val="40"/>
+                <w:lang w:val="it-IT"/>
+              </w:rPr>
+            </w:pPr>
+            <w:r>
+              <w:rPr>
+                <w:rFonts w:ascii="Latha" w:hAnsi="Latha" w:cs="Latha"/>
+                <w:sz w:val="28"/>
+                <w:szCs w:val="28"/>
+                <w:cs/>
+                <w:lang w:bidi="ta-IN"/>
+              </w:rPr>
+              <w:t>ஶீ</w:t>
+            </w:r>
+            <w:r>
+              <w:rPr>
+                <w:rFonts w:ascii="BRH Tamil Tab Extra" w:hAnsi="BRH Tamil Tab Extra" w:cs="Latha"/>
+                <w:b/>
+                <w:sz w:val="32"/>
+                <w:szCs w:val="28"/>
+                <w:lang w:val="it-IT" w:bidi="ta-IN"/>
+              </w:rPr>
+              <w:t>…</w:t>
+            </w:r>
+            <w:r>
+              <w:rPr>
+                <w:rFonts w:ascii="Latha" w:hAnsi="Latha" w:cs="Latha"/>
+                <w:sz w:val="28"/>
+                <w:szCs w:val="28"/>
+                <w:cs/>
+                <w:lang w:bidi="ta-IN"/>
+              </w:rPr>
+              <w:t>ர்</w:t>
+            </w:r>
+            <w:r>
+              <w:rPr>
+                <w:rFonts w:ascii="BRH Tamil Tab Extra" w:hAnsi="BRH Tamil Tab Extra" w:cs="Latha"/>
+                <w:b/>
+                <w:sz w:val="32"/>
+                <w:szCs w:val="28"/>
+                <w:lang w:val="it-IT" w:bidi="ta-IN"/>
+              </w:rPr>
+              <w:t>…</w:t>
+            </w:r>
+            <w:r>
+              <w:rPr>
+                <w:rFonts w:ascii="Latha" w:hAnsi="Latha" w:cs="Latha"/>
+                <w:b/>
+                <w:bCs/>
+                <w:sz w:val="32"/>
+                <w:szCs w:val="32"/>
+                <w:lang w:val="it-IT" w:bidi="ta-IN"/>
+              </w:rPr>
+              <w:t>.</w:t>
+            </w:r>
+            <w:r>
+              <w:rPr>
+                <w:rFonts w:ascii="Latha" w:hAnsi="Latha" w:cs="Latha"/>
+                <w:sz w:val="28"/>
+                <w:szCs w:val="28"/>
+                <w:cs/>
+                <w:lang w:bidi="ta-IN"/>
+              </w:rPr>
+              <w:t>ஷாணி</w:t>
+            </w:r>
+            <w:r>
+              <w:rPr>
+                <w:rFonts w:ascii="BRH Tamil Tab Extra" w:hAnsi="BRH Tamil Tab Extra" w:cs="Latha"/>
+                <w:b/>
+                <w:sz w:val="36"/>
+                <w:szCs w:val="28"/>
+                <w:lang w:val="it-IT" w:bidi="ta-IN"/>
+              </w:rPr>
+              <w:t>†</w:t>
+            </w:r>
+            <w:r>
+              <w:rPr>
+                <w:rFonts w:ascii="Latha" w:hAnsi="Latha" w:cs="Latha"/>
+                <w:sz w:val="28"/>
+                <w:szCs w:val="28"/>
+                <w:lang w:val="it-IT" w:bidi="ta-IN"/>
+              </w:rPr>
+              <w:t xml:space="preserve"> </w:t>
+            </w:r>
+            <w:r>
+              <w:rPr>
+                <w:rFonts w:ascii="Latha" w:hAnsi="Latha" w:cs="Latha"/>
+                <w:sz w:val="28"/>
+                <w:szCs w:val="28"/>
+                <w:cs/>
+                <w:lang w:bidi="ta-IN"/>
+              </w:rPr>
+              <w:t>ம்</w:t>
+            </w:r>
+            <w:r>
+              <w:rPr>
+                <w:rFonts w:ascii="Latha" w:hAnsi="Latha" w:cs="Latha"/>
+                <w:b/>
+                <w:bCs/>
+                <w:i/>
+                <w:iCs/>
+                <w:sz w:val="28"/>
+                <w:szCs w:val="28"/>
+                <w:cs/>
+                <w:lang w:bidi="ta-IN"/>
+              </w:rPr>
+              <w:t>ரு</w:t>
+            </w:r>
+            <w:r>
+              <w:rPr>
+                <w:rFonts w:ascii="Latha" w:hAnsi="Latha" w:cs="Latha"/>
+                <w:sz w:val="28"/>
+                <w:szCs w:val="28"/>
+                <w:cs/>
+                <w:lang w:bidi="ta-IN"/>
+              </w:rPr>
+              <w:t>ட்</w:t>
+            </w:r>
+            <w:r>
+              <w:rPr>
+                <w:rFonts w:ascii="Latha" w:hAnsi="Latha" w:cs="Latha"/>
+                <w:b/>
+                <w:bCs/>
+                <w:position w:val="-12"/>
+                <w:sz w:val="28"/>
+                <w:szCs w:val="28"/>
+                <w:cs/>
+                <w:lang w:bidi="ta-IN"/>
+              </w:rPr>
+              <w:t>4</w:t>
+            </w:r>
+            <w:r>
+              <w:rPr>
+                <w:rFonts w:ascii="Latha" w:hAnsi="Latha" w:cs="Latha"/>
+                <w:sz w:val="28"/>
+                <w:szCs w:val="28"/>
+                <w:cs/>
+                <w:lang w:bidi="ta-IN"/>
+              </w:rPr>
+              <w:t xml:space="preserve">வம் </w:t>
+            </w:r>
+            <w:r>
+              <w:rPr>
+                <w:rFonts w:ascii="Latha" w:hAnsi="Latha" w:cs="Latha"/>
+                <w:sz w:val="28"/>
+                <w:szCs w:val="28"/>
+                <w:lang w:val="it-IT" w:bidi="ta-IN"/>
+              </w:rPr>
+              <w:t xml:space="preserve">| </w:t>
+            </w:r>
+            <w:r>
+              <w:rPr>
+                <w:rFonts w:ascii="Latha" w:hAnsi="Latha" w:cs="Latha"/>
+                <w:sz w:val="28"/>
+                <w:szCs w:val="28"/>
+                <w:cs/>
+                <w:lang w:bidi="ta-IN"/>
+              </w:rPr>
+              <w:t>ம்</w:t>
+            </w:r>
+            <w:r>
+              <w:rPr>
+                <w:rFonts w:ascii="Latha" w:hAnsi="Latha" w:cs="Latha"/>
+                <w:b/>
+                <w:bCs/>
+                <w:i/>
+                <w:iCs/>
+                <w:sz w:val="28"/>
+                <w:szCs w:val="28"/>
+                <w:cs/>
+                <w:lang w:bidi="ta-IN"/>
+              </w:rPr>
+              <w:t>ரு</w:t>
+            </w:r>
+            <w:r>
+              <w:rPr>
+                <w:rFonts w:ascii="BRH Tamil Tab Extra" w:hAnsi="BRH Tamil Tab Extra" w:cs="Latha"/>
+                <w:b/>
+                <w:sz w:val="32"/>
+                <w:szCs w:val="28"/>
+                <w:lang w:val="it-IT" w:bidi="ta-IN"/>
+              </w:rPr>
+              <w:t>…</w:t>
+            </w:r>
+            <w:r>
+              <w:rPr>
+                <w:rFonts w:ascii="Latha" w:hAnsi="Latha" w:cs="Latha"/>
+                <w:sz w:val="28"/>
+                <w:szCs w:val="28"/>
+                <w:cs/>
+                <w:lang w:bidi="ta-IN"/>
+              </w:rPr>
+              <w:t>ட்</w:t>
+            </w:r>
+            <w:r>
+              <w:rPr>
+                <w:rFonts w:ascii="Latha" w:hAnsi="Latha" w:cs="Latha"/>
+                <w:b/>
+                <w:bCs/>
+                <w:position w:val="-12"/>
+                <w:sz w:val="28"/>
+                <w:szCs w:val="28"/>
+                <w:cs/>
+                <w:lang w:bidi="ta-IN"/>
+              </w:rPr>
+              <w:t>4</w:t>
+            </w:r>
+            <w:r>
+              <w:rPr>
+                <w:rFonts w:ascii="Latha" w:hAnsi="Latha" w:cs="Latha"/>
+                <w:sz w:val="28"/>
+                <w:szCs w:val="28"/>
+                <w:cs/>
+                <w:lang w:bidi="ta-IN"/>
+              </w:rPr>
+              <w:t>வ</w:t>
+            </w:r>
+            <w:r>
+              <w:rPr>
+                <w:rFonts w:ascii="BRH Tamil Tab Extra" w:hAnsi="BRH Tamil Tab Extra" w:cs="Latha"/>
+                <w:b/>
+                <w:sz w:val="32"/>
+                <w:szCs w:val="28"/>
+                <w:lang w:val="it-IT" w:bidi="ta-IN"/>
+              </w:rPr>
+              <w:t>…</w:t>
+            </w:r>
+            <w:r>
+              <w:rPr>
+                <w:rFonts w:ascii="Latha" w:hAnsi="Latha" w:cs="Latha"/>
+                <w:sz w:val="28"/>
+                <w:szCs w:val="28"/>
+                <w:highlight w:val="yellow"/>
+                <w:cs/>
+                <w:lang w:bidi="ta-IN"/>
+              </w:rPr>
+              <w:t>மீ</w:t>
+            </w:r>
+            <w:r>
+              <w:rPr>
+                <w:rFonts w:ascii="Latha" w:hAnsi="Latha" w:cs="Latha"/>
+                <w:sz w:val="28"/>
+                <w:szCs w:val="28"/>
+                <w:cs/>
+                <w:lang w:bidi="ta-IN"/>
+              </w:rPr>
+              <w:t>டே</w:t>
+            </w:r>
+            <w:r>
+              <w:rPr>
+                <w:rFonts w:ascii="BRH Tamil Tab Extra" w:hAnsi="BRH Tamil Tab Extra" w:cs="Latha"/>
+                <w:b/>
+                <w:sz w:val="36"/>
+                <w:szCs w:val="28"/>
+                <w:lang w:val="it-IT" w:bidi="ta-IN"/>
+              </w:rPr>
+              <w:t>‡</w:t>
+            </w:r>
+            <w:r>
+              <w:rPr>
+                <w:rFonts w:ascii="Latha" w:hAnsi="Latha" w:cs="Latha"/>
+                <w:b/>
+                <w:bCs/>
+                <w:position w:val="-12"/>
+                <w:sz w:val="28"/>
+                <w:szCs w:val="28"/>
+                <w:cs/>
+                <w:lang w:bidi="ta-IN"/>
+              </w:rPr>
+              <w:t>3</w:t>
+            </w:r>
+            <w:r>
+              <w:rPr>
+                <w:rFonts w:ascii="Latha" w:hAnsi="Latha" w:cs="Latha"/>
+                <w:sz w:val="28"/>
+                <w:szCs w:val="28"/>
+                <w:cs/>
+                <w:lang w:bidi="ta-IN"/>
+              </w:rPr>
+              <w:t xml:space="preserve"> </w:t>
+            </w:r>
+            <w:r>
+              <w:rPr>
+                <w:rFonts w:ascii="Latha" w:hAnsi="Latha" w:cs="Latha"/>
+                <w:sz w:val="28"/>
+                <w:szCs w:val="28"/>
+                <w:lang w:val="it-IT" w:bidi="ta-IN"/>
+              </w:rPr>
+              <w:t>|</w:t>
+            </w:r>
+          </w:p>
+        </w:tc>
+        <w:tc>
+          <w:tcPr>
+            <w:tcW w:w="5220" w:type="dxa"/>
+            <w:tcBorders>
+              <w:top w:val="single" w:sz="4" w:space="0" w:color="000000"/>
+              <w:left w:val="single" w:sz="4" w:space="0" w:color="000000"/>
+              <w:bottom w:val="single" w:sz="4" w:space="0" w:color="000000"/>
+              <w:right w:val="single" w:sz="4" w:space="0" w:color="000000"/>
+            </w:tcBorders>
+          </w:tcPr>
+          <w:p>
+            <w:pPr>
+              <w:widowControl w:val="0"/>
+              <w:autoSpaceDE w:val="0"/>
+              <w:autoSpaceDN w:val="0"/>
+              <w:adjustRightInd w:val="0"/>
+              <w:spacing w:before="0" w:line="264" w:lineRule="auto"/>
+              <w:rPr>
+                <w:rFonts w:ascii="BRH Malayalam Extra" w:hAnsi="BRH Malayalam Extra" w:cs="BRH Malayalam Extra"/>
+                <w:sz w:val="40"/>
+                <w:szCs w:val="40"/>
+                <w:lang w:val="it-IT"/>
+              </w:rPr>
+            </w:pPr>
+            <w:r>
+              <w:rPr>
+                <w:rFonts w:ascii="Latha" w:hAnsi="Latha" w:cs="Latha"/>
+                <w:sz w:val="28"/>
+                <w:szCs w:val="28"/>
+                <w:cs/>
+                <w:lang w:bidi="ta-IN"/>
+              </w:rPr>
+              <w:t>ஶீ</w:t>
+            </w:r>
+            <w:r>
+              <w:rPr>
+                <w:rFonts w:ascii="BRH Tamil Tab Extra" w:hAnsi="BRH Tamil Tab Extra" w:cs="Latha"/>
+                <w:b/>
+                <w:sz w:val="32"/>
+                <w:szCs w:val="28"/>
+                <w:lang w:val="it-IT" w:bidi="ta-IN"/>
+              </w:rPr>
+              <w:t>…</w:t>
+            </w:r>
+            <w:r>
+              <w:rPr>
+                <w:rFonts w:ascii="Latha" w:hAnsi="Latha" w:cs="Latha"/>
+                <w:sz w:val="28"/>
+                <w:szCs w:val="28"/>
+                <w:cs/>
+                <w:lang w:bidi="ta-IN"/>
+              </w:rPr>
+              <w:t>ர்</w:t>
+            </w:r>
+            <w:r>
+              <w:rPr>
+                <w:rFonts w:ascii="BRH Tamil Tab Extra" w:hAnsi="BRH Tamil Tab Extra" w:cs="Latha"/>
+                <w:b/>
+                <w:sz w:val="32"/>
+                <w:szCs w:val="28"/>
+                <w:lang w:val="it-IT" w:bidi="ta-IN"/>
+              </w:rPr>
+              <w:t>…</w:t>
+            </w:r>
+            <w:r>
+              <w:rPr>
+                <w:rFonts w:ascii="Latha" w:hAnsi="Latha" w:cs="Latha"/>
+                <w:b/>
+                <w:bCs/>
+                <w:sz w:val="32"/>
+                <w:szCs w:val="32"/>
+                <w:lang w:val="it-IT" w:bidi="ta-IN"/>
+              </w:rPr>
+              <w:t>.</w:t>
+            </w:r>
+            <w:r>
+              <w:rPr>
+                <w:rFonts w:ascii="Latha" w:hAnsi="Latha" w:cs="Latha"/>
+                <w:sz w:val="28"/>
+                <w:szCs w:val="28"/>
+                <w:cs/>
+                <w:lang w:bidi="ta-IN"/>
+              </w:rPr>
+              <w:t>ஷாணி</w:t>
+            </w:r>
+            <w:r>
+              <w:rPr>
+                <w:rFonts w:ascii="BRH Tamil Tab Extra" w:hAnsi="BRH Tamil Tab Extra" w:cs="Latha"/>
+                <w:b/>
+                <w:sz w:val="36"/>
+                <w:szCs w:val="28"/>
+                <w:lang w:val="it-IT" w:bidi="ta-IN"/>
+              </w:rPr>
+              <w:t>†</w:t>
+            </w:r>
+            <w:r>
+              <w:rPr>
+                <w:rFonts w:ascii="Latha" w:hAnsi="Latha" w:cs="Latha"/>
+                <w:sz w:val="28"/>
+                <w:szCs w:val="28"/>
+                <w:lang w:val="it-IT" w:bidi="ta-IN"/>
+              </w:rPr>
+              <w:t xml:space="preserve"> </w:t>
+            </w:r>
+            <w:r>
+              <w:rPr>
+                <w:rFonts w:ascii="Latha" w:hAnsi="Latha" w:cs="Latha"/>
+                <w:sz w:val="28"/>
+                <w:szCs w:val="28"/>
+                <w:cs/>
+                <w:lang w:bidi="ta-IN"/>
+              </w:rPr>
+              <w:t>ம்</w:t>
+            </w:r>
+            <w:r>
+              <w:rPr>
+                <w:rFonts w:ascii="Latha" w:hAnsi="Latha" w:cs="Latha"/>
+                <w:b/>
+                <w:bCs/>
+                <w:i/>
+                <w:iCs/>
+                <w:sz w:val="28"/>
+                <w:szCs w:val="28"/>
+                <w:cs/>
+                <w:lang w:bidi="ta-IN"/>
+              </w:rPr>
+              <w:t>ரு</w:t>
+            </w:r>
+            <w:r>
+              <w:rPr>
+                <w:rFonts w:ascii="Latha" w:hAnsi="Latha" w:cs="Latha"/>
+                <w:sz w:val="28"/>
+                <w:szCs w:val="28"/>
+                <w:cs/>
+                <w:lang w:bidi="ta-IN"/>
+              </w:rPr>
+              <w:t>ட்</w:t>
+            </w:r>
+            <w:r>
+              <w:rPr>
+                <w:rFonts w:ascii="Latha" w:hAnsi="Latha" w:cs="Latha"/>
+                <w:b/>
+                <w:bCs/>
+                <w:position w:val="-12"/>
+                <w:sz w:val="28"/>
+                <w:szCs w:val="28"/>
+                <w:cs/>
+                <w:lang w:bidi="ta-IN"/>
+              </w:rPr>
+              <w:t>4</w:t>
+            </w:r>
+            <w:r>
+              <w:rPr>
+                <w:rFonts w:ascii="Latha" w:hAnsi="Latha" w:cs="Latha"/>
+                <w:sz w:val="28"/>
+                <w:szCs w:val="28"/>
+                <w:cs/>
+                <w:lang w:bidi="ta-IN"/>
+              </w:rPr>
+              <w:t xml:space="preserve">வம் </w:t>
+            </w:r>
+            <w:r>
+              <w:rPr>
+                <w:rFonts w:ascii="Latha" w:hAnsi="Latha" w:cs="Latha"/>
+                <w:sz w:val="28"/>
+                <w:szCs w:val="28"/>
+                <w:lang w:val="it-IT" w:bidi="ta-IN"/>
+              </w:rPr>
+              <w:t xml:space="preserve">| </w:t>
+            </w:r>
+            <w:r>
+              <w:rPr>
+                <w:rFonts w:ascii="Latha" w:hAnsi="Latha" w:cs="Latha"/>
+                <w:sz w:val="28"/>
+                <w:szCs w:val="28"/>
+                <w:cs/>
+                <w:lang w:bidi="ta-IN"/>
+              </w:rPr>
+              <w:t>ம்</w:t>
+            </w:r>
+            <w:r>
+              <w:rPr>
+                <w:rFonts w:ascii="Latha" w:hAnsi="Latha" w:cs="Latha"/>
+                <w:b/>
+                <w:bCs/>
+                <w:i/>
+                <w:iCs/>
+                <w:sz w:val="28"/>
+                <w:szCs w:val="28"/>
+                <w:cs/>
+                <w:lang w:bidi="ta-IN"/>
+              </w:rPr>
+              <w:t>ரு</w:t>
+            </w:r>
+            <w:r>
+              <w:rPr>
+                <w:rFonts w:ascii="BRH Tamil Tab Extra" w:hAnsi="BRH Tamil Tab Extra" w:cs="Latha"/>
+                <w:b/>
+                <w:sz w:val="32"/>
+                <w:szCs w:val="28"/>
+                <w:lang w:val="it-IT" w:bidi="ta-IN"/>
+              </w:rPr>
+              <w:t>…</w:t>
+            </w:r>
+            <w:r>
+              <w:rPr>
+                <w:rFonts w:ascii="Latha" w:hAnsi="Latha" w:cs="Latha"/>
+                <w:sz w:val="28"/>
+                <w:szCs w:val="28"/>
+                <w:cs/>
+                <w:lang w:bidi="ta-IN"/>
+              </w:rPr>
+              <w:t>ட்</w:t>
+            </w:r>
+            <w:r>
+              <w:rPr>
+                <w:rFonts w:ascii="Latha" w:hAnsi="Latha" w:cs="Latha"/>
+                <w:b/>
+                <w:bCs/>
+                <w:position w:val="-12"/>
+                <w:sz w:val="28"/>
+                <w:szCs w:val="28"/>
+                <w:cs/>
+                <w:lang w:bidi="ta-IN"/>
+              </w:rPr>
+              <w:t>4</w:t>
+            </w:r>
+            <w:r>
+              <w:rPr>
+                <w:rFonts w:ascii="Latha" w:hAnsi="Latha" w:cs="Latha"/>
+                <w:sz w:val="28"/>
+                <w:szCs w:val="28"/>
+                <w:cs/>
+                <w:lang w:bidi="ta-IN"/>
+              </w:rPr>
+              <w:t>வ</w:t>
+            </w:r>
+            <w:r>
+              <w:rPr>
+                <w:rFonts w:ascii="BRH Tamil Tab Extra" w:hAnsi="BRH Tamil Tab Extra" w:cs="Latha"/>
+                <w:b/>
+                <w:sz w:val="32"/>
+                <w:szCs w:val="28"/>
+                <w:lang w:val="it-IT" w:bidi="ta-IN"/>
+              </w:rPr>
+              <w:t>…</w:t>
+            </w:r>
+            <w:r>
+              <w:rPr>
+                <w:rFonts w:ascii="BRH Tamil Tab Extra" w:hAnsi="BRH Tamil Tab Extra" w:cs="Latha"/>
+                <w:b/>
+                <w:sz w:val="32"/>
+                <w:szCs w:val="28"/>
+                <w:highlight w:val="green"/>
+                <w:cs/>
+                <w:lang w:bidi="ta-IN"/>
+              </w:rPr>
+              <w:t>மி</w:t>
+            </w:r>
+            <w:r>
+              <w:rPr>
+                <w:rFonts w:ascii="Latha" w:hAnsi="Latha" w:cs="Latha"/>
+                <w:sz w:val="28"/>
+                <w:szCs w:val="28"/>
+                <w:cs/>
+                <w:lang w:bidi="ta-IN"/>
+              </w:rPr>
+              <w:t>டே</w:t>
+            </w:r>
+            <w:r>
+              <w:rPr>
+                <w:rFonts w:ascii="BRH Tamil Tab Extra" w:hAnsi="BRH Tamil Tab Extra" w:cs="Latha"/>
+                <w:b/>
+                <w:sz w:val="36"/>
+                <w:szCs w:val="28"/>
+                <w:lang w:val="it-IT" w:bidi="ta-IN"/>
+              </w:rPr>
+              <w:t>‡</w:t>
+            </w:r>
+            <w:r>
+              <w:rPr>
+                <w:rFonts w:ascii="Latha" w:hAnsi="Latha" w:cs="Latha"/>
+                <w:b/>
+                <w:bCs/>
+                <w:position w:val="-12"/>
+                <w:sz w:val="28"/>
+                <w:szCs w:val="28"/>
+                <w:cs/>
+                <w:lang w:bidi="ta-IN"/>
+              </w:rPr>
+              <w:t>3</w:t>
+            </w:r>
+            <w:r>
+              <w:rPr>
+                <w:rFonts w:ascii="Latha" w:hAnsi="Latha" w:cs="Latha"/>
+                <w:sz w:val="28"/>
+                <w:szCs w:val="28"/>
+                <w:cs/>
+                <w:lang w:bidi="ta-IN"/>
+              </w:rPr>
+              <w:t xml:space="preserve"> </w:t>
+            </w:r>
+            <w:r>
+              <w:rPr>
+                <w:rFonts w:ascii="Latha" w:hAnsi="Latha" w:cs="Latha"/>
+                <w:sz w:val="28"/>
+                <w:szCs w:val="28"/>
+                <w:lang w:val="it-IT" w:bidi="ta-IN"/>
+              </w:rPr>
+              <w:t>|</w:t>
+            </w:r>
+          </w:p>
+        </w:tc>
+      </w:tr>
+      <w:tr>
+        <w:trPr>
+          <w:trHeight w:val="1609"/>
+        </w:trPr>
+        <w:tc>
+          <w:tcPr>
+            <w:tcW w:w="3857" w:type="dxa"/>
+            <w:tcBorders>
+              <w:top w:val="single" w:sz="4" w:space="0" w:color="000000"/>
+              <w:left w:val="single" w:sz="4" w:space="0" w:color="000000"/>
+              <w:bottom w:val="single" w:sz="4" w:space="0" w:color="000000"/>
+              <w:right w:val="single" w:sz="4" w:space="0" w:color="000000"/>
+            </w:tcBorders>
+          </w:tcPr>
+          <w:p>
+            <w:pPr>
+              <w:widowControl w:val="0"/>
+              <w:tabs>
+                <w:tab w:val="left" w:pos="993"/>
+              </w:tabs>
+              <w:autoSpaceDE w:val="0"/>
+              <w:autoSpaceDN w:val="0"/>
+              <w:adjustRightInd w:val="0"/>
+              <w:spacing w:before="0" w:line="240" w:lineRule="auto"/>
+              <w:rPr>
+                <w:rFonts w:eastAsia="Times New Roman" w:cs="Arial"/>
+                <w:b/>
+                <w:sz w:val="32"/>
+                <w:szCs w:val="32"/>
+                <w:lang w:val="en-IN" w:eastAsia="en-IN" w:bidi="ml-IN"/>
+              </w:rPr>
+            </w:pPr>
+            <w:r>
+              <w:rPr>
+                <w:rFonts w:eastAsia="Times New Roman" w:cs="Arial"/>
+                <w:b/>
+                <w:sz w:val="32"/>
+                <w:szCs w:val="32"/>
+                <w:lang w:val="en-IN" w:eastAsia="en-IN" w:bidi="ml-IN"/>
+              </w:rPr>
+              <w:t>T.S.1.6.</w:t>
+            </w:r>
+            <w:r>
+              <w:rPr>
+                <w:rFonts w:eastAsia="Times New Roman" w:cs="Arial"/>
+                <w:b/>
+                <w:sz w:val="32"/>
+                <w:szCs w:val="32"/>
+                <w:lang w:val="en-IN" w:eastAsia="en-IN" w:bidi="ml-IN"/>
+              </w:rPr>
+              <w:t xml:space="preserve">3.1 </w:t>
+            </w:r>
+            <w:r>
+              <w:rPr>
+                <w:rFonts w:eastAsia="Times New Roman" w:cs="Arial"/>
+                <w:b/>
+                <w:sz w:val="32"/>
+                <w:szCs w:val="32"/>
+                <w:lang w:val="en-IN" w:eastAsia="en-IN" w:bidi="ml-IN"/>
+              </w:rPr>
+              <w:t>- Kramam</w:t>
+            </w:r>
+          </w:p>
+          <w:p>
+            <w:pPr>
+              <w:widowControl w:val="0"/>
+              <w:autoSpaceDE w:val="0"/>
+              <w:autoSpaceDN w:val="0"/>
+              <w:adjustRightInd w:val="0"/>
+              <w:spacing w:before="0" w:line="240" w:lineRule="auto"/>
+              <w:rPr>
+                <w:rFonts w:cs="Arial"/>
+                <w:b/>
+                <w:bCs/>
+                <w:sz w:val="28"/>
+                <w:szCs w:val="36"/>
+                <w:lang w:val="en-IN" w:bidi="ml-IN"/>
+              </w:rPr>
+            </w:pPr>
+            <w:r>
+              <w:rPr>
+                <w:rFonts w:cs="Arial"/>
+                <w:b/>
+                <w:bCs/>
+                <w:sz w:val="28"/>
+                <w:szCs w:val="36"/>
+                <w:lang w:val="en-IN" w:bidi="ml-IN"/>
+              </w:rPr>
+              <w:t>Krama Vaakyam No. 53</w:t>
+            </w:r>
+          </w:p>
+          <w:p>
+            <w:pPr>
+              <w:widowControl w:val="0"/>
+              <w:tabs>
+                <w:tab w:val="left" w:pos="993"/>
+              </w:tabs>
+              <w:autoSpaceDE w:val="0"/>
+              <w:autoSpaceDN w:val="0"/>
+              <w:adjustRightInd w:val="0"/>
+              <w:spacing w:before="0" w:line="240" w:lineRule="auto"/>
+              <w:rPr>
+                <w:rFonts w:eastAsia="Times New Roman" w:cs="Arial"/>
+                <w:b/>
+                <w:sz w:val="32"/>
+                <w:szCs w:val="32"/>
+                <w:lang w:val="it-IT" w:eastAsia="en-IN" w:bidi="ml-IN"/>
+              </w:rPr>
+            </w:pPr>
+            <w:r>
+              <w:rPr>
+                <w:rFonts w:cs="Arial"/>
+                <w:b/>
+                <w:bCs/>
+                <w:sz w:val="28"/>
+                <w:szCs w:val="36"/>
+                <w:lang w:val="it-IT" w:bidi="ml-IN"/>
+              </w:rPr>
+              <w:t>Panchaati No. 8</w:t>
+            </w:r>
+          </w:p>
+        </w:tc>
+        <w:tc>
+          <w:tcPr>
+            <w:tcW w:w="5196" w:type="dxa"/>
+            <w:tcBorders>
+              <w:top w:val="single" w:sz="4" w:space="0" w:color="000000"/>
+              <w:left w:val="single" w:sz="4" w:space="0" w:color="000000"/>
+              <w:bottom w:val="single" w:sz="4" w:space="0" w:color="000000"/>
+              <w:right w:val="single" w:sz="4" w:space="0" w:color="000000"/>
+            </w:tcBorders>
+          </w:tcPr>
+          <w:p>
+            <w:pPr>
+              <w:widowControl w:val="0"/>
+              <w:autoSpaceDE w:val="0"/>
+              <w:autoSpaceDN w:val="0"/>
+              <w:adjustRightInd w:val="0"/>
+              <w:spacing w:line="252" w:lineRule="auto"/>
+              <w:rPr>
+                <w:rFonts w:ascii="Latha" w:hAnsi="Latha" w:cs="Latha"/>
+                <w:sz w:val="28"/>
+                <w:szCs w:val="28"/>
+                <w:lang w:val="it-IT" w:bidi="ta-IN"/>
+              </w:rPr>
+            </w:pPr>
+            <w:r>
+              <w:rPr>
+                <w:rFonts w:ascii="Latha" w:hAnsi="Latha" w:cs="Latha"/>
+                <w:sz w:val="28"/>
+                <w:szCs w:val="28"/>
+                <w:cs/>
+                <w:lang w:bidi="ta-IN"/>
+              </w:rPr>
+              <w:t>அ</w:t>
+            </w:r>
+            <w:r>
+              <w:rPr>
+                <w:rFonts w:ascii="BRH Tamil Tab Extra" w:hAnsi="BRH Tamil Tab Extra" w:cs="Latha"/>
+                <w:b/>
+                <w:sz w:val="32"/>
+                <w:szCs w:val="28"/>
+                <w:lang w:val="it-IT" w:bidi="ta-IN"/>
+              </w:rPr>
+              <w:t>…</w:t>
+            </w:r>
+            <w:r>
+              <w:rPr>
+                <w:rFonts w:ascii="Latha" w:hAnsi="Latha" w:cs="Latha"/>
+                <w:sz w:val="28"/>
+                <w:szCs w:val="28"/>
+                <w:cs/>
+                <w:lang w:bidi="ta-IN"/>
+              </w:rPr>
+              <w:t>ஶீ</w:t>
+            </w:r>
+            <w:r>
+              <w:rPr>
+                <w:rFonts w:ascii="BRH Tamil Tab Extra" w:hAnsi="BRH Tamil Tab Extra" w:cs="Latha"/>
+                <w:b/>
+                <w:sz w:val="32"/>
+                <w:szCs w:val="28"/>
+                <w:lang w:val="it-IT" w:bidi="ta-IN"/>
+              </w:rPr>
+              <w:t>…</w:t>
+            </w:r>
+            <w:r>
+              <w:rPr>
+                <w:rFonts w:ascii="Latha" w:hAnsi="Latha" w:cs="Latha"/>
+                <w:sz w:val="28"/>
+                <w:szCs w:val="28"/>
+                <w:cs/>
+                <w:lang w:bidi="ta-IN"/>
+              </w:rPr>
+              <w:t>யோப</w:t>
+            </w:r>
+            <w:r>
+              <w:rPr>
+                <w:rFonts w:ascii="BRH Tamil Tab Extra" w:hAnsi="BRH Tamil Tab Extra" w:cs="Latha"/>
+                <w:b/>
+                <w:sz w:val="36"/>
+                <w:szCs w:val="28"/>
+                <w:lang w:val="it-IT" w:bidi="ta-IN"/>
+              </w:rPr>
+              <w:t>†</w:t>
+            </w:r>
+            <w:r>
+              <w:rPr>
+                <w:rFonts w:ascii="Latha" w:hAnsi="Latha" w:cs="Latha"/>
+                <w:sz w:val="28"/>
+                <w:szCs w:val="28"/>
+                <w:cs/>
+                <w:lang w:bidi="ta-IN"/>
+              </w:rPr>
+              <w:t xml:space="preserve">ஹூதே </w:t>
+            </w:r>
+            <w:r>
+              <w:rPr>
+                <w:rFonts w:ascii="Latha" w:hAnsi="Latha" w:cs="Latha"/>
+                <w:sz w:val="28"/>
+                <w:szCs w:val="28"/>
+                <w:lang w:val="it-IT" w:bidi="ta-IN"/>
+              </w:rPr>
+              <w:t xml:space="preserve">| </w:t>
+            </w:r>
+          </w:p>
+          <w:p>
+            <w:pPr>
+              <w:widowControl w:val="0"/>
+              <w:autoSpaceDE w:val="0"/>
+              <w:autoSpaceDN w:val="0"/>
+              <w:adjustRightInd w:val="0"/>
+              <w:spacing w:line="252" w:lineRule="auto"/>
+              <w:rPr>
+                <w:rFonts w:ascii="BRH Malayalam Extra" w:hAnsi="BRH Malayalam Extra" w:cs="BRH Malayalam Extra"/>
+                <w:sz w:val="40"/>
+                <w:szCs w:val="40"/>
+                <w:lang w:val="it-IT"/>
+              </w:rPr>
+            </w:pPr>
+            <w:r>
+              <w:rPr>
+                <w:rFonts w:ascii="Latha" w:hAnsi="Latha" w:cs="Latha"/>
+                <w:sz w:val="28"/>
+                <w:szCs w:val="28"/>
+                <w:cs/>
+                <w:lang w:bidi="ta-IN"/>
+              </w:rPr>
+              <w:t>உப</w:t>
+            </w:r>
+            <w:r>
+              <w:rPr>
+                <w:rFonts w:ascii="BRH Tamil Tab Extra" w:hAnsi="BRH Tamil Tab Extra" w:cs="Latha"/>
+                <w:b/>
+                <w:sz w:val="36"/>
+                <w:szCs w:val="28"/>
+                <w:lang w:val="it-IT" w:bidi="ta-IN"/>
+              </w:rPr>
+              <w:t>†</w:t>
+            </w:r>
+            <w:r>
+              <w:rPr>
+                <w:rFonts w:ascii="Latha" w:hAnsi="Latha" w:cs="Latha"/>
+                <w:sz w:val="28"/>
+                <w:szCs w:val="28"/>
+                <w:highlight w:val="yellow"/>
+                <w:cs/>
+                <w:lang w:bidi="ta-IN"/>
+              </w:rPr>
+              <w:t>ஹோ</w:t>
+            </w:r>
+            <w:r>
+              <w:rPr>
+                <w:rFonts w:ascii="Latha" w:hAnsi="Latha" w:cs="Latha"/>
+                <w:sz w:val="28"/>
+                <w:szCs w:val="28"/>
+                <w:cs/>
+                <w:lang w:bidi="ta-IN"/>
+              </w:rPr>
+              <w:t>த உபஹ</w:t>
+            </w:r>
+            <w:r>
+              <w:rPr>
+                <w:rFonts w:ascii="BRH Tamil Tab Extra" w:hAnsi="BRH Tamil Tab Extra" w:cs="Latha"/>
+                <w:b/>
+                <w:sz w:val="32"/>
+                <w:szCs w:val="28"/>
+                <w:lang w:val="it-IT" w:bidi="ta-IN"/>
+              </w:rPr>
+              <w:t>…</w:t>
+            </w:r>
+            <w:r>
+              <w:rPr>
+                <w:rFonts w:ascii="Latha" w:hAnsi="Latha" w:cs="Latha"/>
+                <w:sz w:val="28"/>
+                <w:szCs w:val="28"/>
+                <w:cs/>
+                <w:lang w:bidi="ta-IN"/>
+              </w:rPr>
+              <w:t xml:space="preserve">வம் </w:t>
+            </w:r>
+            <w:r>
+              <w:rPr>
+                <w:rFonts w:ascii="Latha" w:hAnsi="Latha" w:cs="Latha"/>
+                <w:sz w:val="28"/>
+                <w:szCs w:val="28"/>
+                <w:lang w:val="it-IT" w:bidi="ta-IN"/>
+              </w:rPr>
+              <w:t>|</w:t>
+            </w:r>
+          </w:p>
+        </w:tc>
+        <w:tc>
+          <w:tcPr>
+            <w:tcW w:w="5220" w:type="dxa"/>
+            <w:tcBorders>
+              <w:top w:val="single" w:sz="4" w:space="0" w:color="000000"/>
+              <w:left w:val="single" w:sz="4" w:space="0" w:color="000000"/>
+              <w:bottom w:val="single" w:sz="4" w:space="0" w:color="000000"/>
+              <w:right w:val="single" w:sz="4" w:space="0" w:color="000000"/>
+            </w:tcBorders>
+          </w:tcPr>
+          <w:p>
+            <w:pPr>
+              <w:widowControl w:val="0"/>
+              <w:autoSpaceDE w:val="0"/>
+              <w:autoSpaceDN w:val="0"/>
+              <w:adjustRightInd w:val="0"/>
+              <w:spacing w:line="252" w:lineRule="auto"/>
+              <w:rPr>
+                <w:rFonts w:ascii="Latha" w:hAnsi="Latha" w:cs="Latha"/>
+                <w:sz w:val="28"/>
+                <w:szCs w:val="28"/>
+                <w:lang w:val="it-IT" w:bidi="ta-IN"/>
+              </w:rPr>
+            </w:pPr>
+            <w:r>
+              <w:rPr>
+                <w:rFonts w:ascii="Latha" w:hAnsi="Latha" w:cs="Latha"/>
+                <w:sz w:val="28"/>
+                <w:szCs w:val="28"/>
+                <w:cs/>
+                <w:lang w:bidi="ta-IN"/>
+              </w:rPr>
+              <w:t>அ</w:t>
+            </w:r>
+            <w:r>
+              <w:rPr>
+                <w:rFonts w:ascii="BRH Tamil Tab Extra" w:hAnsi="BRH Tamil Tab Extra" w:cs="Latha"/>
+                <w:b/>
+                <w:sz w:val="32"/>
+                <w:szCs w:val="28"/>
+                <w:lang w:val="it-IT" w:bidi="ta-IN"/>
+              </w:rPr>
+              <w:t>…</w:t>
+            </w:r>
+            <w:r>
+              <w:rPr>
+                <w:rFonts w:ascii="Latha" w:hAnsi="Latha" w:cs="Latha"/>
+                <w:sz w:val="28"/>
+                <w:szCs w:val="28"/>
+                <w:cs/>
+                <w:lang w:bidi="ta-IN"/>
+              </w:rPr>
+              <w:t>ஶீ</w:t>
+            </w:r>
+            <w:r>
+              <w:rPr>
+                <w:rFonts w:ascii="BRH Tamil Tab Extra" w:hAnsi="BRH Tamil Tab Extra" w:cs="Latha"/>
+                <w:b/>
+                <w:sz w:val="32"/>
+                <w:szCs w:val="28"/>
+                <w:lang w:val="it-IT" w:bidi="ta-IN"/>
+              </w:rPr>
+              <w:t>…</w:t>
+            </w:r>
+            <w:r>
+              <w:rPr>
+                <w:rFonts w:ascii="Latha" w:hAnsi="Latha" w:cs="Latha"/>
+                <w:sz w:val="28"/>
+                <w:szCs w:val="28"/>
+                <w:cs/>
+                <w:lang w:bidi="ta-IN"/>
+              </w:rPr>
+              <w:t>யோப</w:t>
+            </w:r>
+            <w:r>
+              <w:rPr>
+                <w:rFonts w:ascii="BRH Tamil Tab Extra" w:hAnsi="BRH Tamil Tab Extra" w:cs="Latha"/>
+                <w:b/>
+                <w:sz w:val="36"/>
+                <w:szCs w:val="28"/>
+                <w:lang w:val="it-IT" w:bidi="ta-IN"/>
+              </w:rPr>
+              <w:t>†</w:t>
+            </w:r>
+            <w:r>
+              <w:rPr>
+                <w:rFonts w:ascii="Latha" w:hAnsi="Latha" w:cs="Latha"/>
+                <w:sz w:val="28"/>
+                <w:szCs w:val="28"/>
+                <w:cs/>
+                <w:lang w:bidi="ta-IN"/>
+              </w:rPr>
+              <w:t xml:space="preserve">ஹூதே </w:t>
+            </w:r>
+            <w:r>
+              <w:rPr>
+                <w:rFonts w:ascii="Latha" w:hAnsi="Latha" w:cs="Latha"/>
+                <w:sz w:val="28"/>
+                <w:szCs w:val="28"/>
+                <w:lang w:val="it-IT" w:bidi="ta-IN"/>
+              </w:rPr>
+              <w:t xml:space="preserve">| </w:t>
+            </w:r>
+          </w:p>
+          <w:p>
+            <w:pPr>
+              <w:widowControl w:val="0"/>
+              <w:autoSpaceDE w:val="0"/>
+              <w:autoSpaceDN w:val="0"/>
+              <w:adjustRightInd w:val="0"/>
+              <w:spacing w:line="252" w:lineRule="auto"/>
+              <w:rPr>
+                <w:rFonts w:ascii="BRH Malayalam Extra" w:hAnsi="BRH Malayalam Extra" w:cs="BRH Malayalam Extra"/>
+                <w:sz w:val="40"/>
+                <w:szCs w:val="40"/>
+                <w:lang w:val="it-IT"/>
+              </w:rPr>
+            </w:pPr>
+            <w:r>
+              <w:rPr>
+                <w:rFonts w:ascii="Latha" w:hAnsi="Latha" w:cs="Latha"/>
+                <w:sz w:val="28"/>
+                <w:szCs w:val="28"/>
+                <w:cs/>
+                <w:lang w:bidi="ta-IN"/>
+              </w:rPr>
+              <w:t>உப</w:t>
+            </w:r>
+            <w:r>
+              <w:rPr>
+                <w:rFonts w:ascii="BRH Tamil Tab Extra" w:hAnsi="BRH Tamil Tab Extra" w:cs="Latha"/>
+                <w:b/>
+                <w:sz w:val="36"/>
+                <w:szCs w:val="28"/>
+                <w:lang w:val="it-IT" w:bidi="ta-IN"/>
+              </w:rPr>
+              <w:t>†</w:t>
+            </w:r>
+            <w:r>
+              <w:rPr>
+                <w:rFonts w:ascii="Latha" w:hAnsi="Latha" w:cs="Latha"/>
+                <w:sz w:val="28"/>
+                <w:szCs w:val="28"/>
+                <w:highlight w:val="green"/>
+                <w:cs/>
+                <w:lang w:bidi="ta-IN"/>
+              </w:rPr>
+              <w:t>ஹூ</w:t>
+            </w:r>
+            <w:r>
+              <w:rPr>
+                <w:rFonts w:ascii="Latha" w:hAnsi="Latha" w:cs="Latha"/>
+                <w:sz w:val="28"/>
+                <w:szCs w:val="28"/>
+                <w:cs/>
+                <w:lang w:bidi="ta-IN"/>
+              </w:rPr>
+              <w:t>த உபஹ</w:t>
+            </w:r>
+            <w:r>
+              <w:rPr>
+                <w:rFonts w:ascii="BRH Tamil Tab Extra" w:hAnsi="BRH Tamil Tab Extra" w:cs="Latha"/>
+                <w:b/>
+                <w:sz w:val="32"/>
+                <w:szCs w:val="28"/>
+                <w:lang w:val="it-IT" w:bidi="ta-IN"/>
+              </w:rPr>
+              <w:t>…</w:t>
+            </w:r>
+            <w:r>
+              <w:rPr>
+                <w:rFonts w:ascii="Latha" w:hAnsi="Latha" w:cs="Latha"/>
+                <w:sz w:val="28"/>
+                <w:szCs w:val="28"/>
+                <w:cs/>
+                <w:lang w:bidi="ta-IN"/>
+              </w:rPr>
+              <w:t xml:space="preserve">வம் </w:t>
+            </w:r>
+            <w:r>
+              <w:rPr>
+                <w:rFonts w:ascii="Latha" w:hAnsi="Latha" w:cs="Latha"/>
+                <w:sz w:val="28"/>
+                <w:szCs w:val="28"/>
+                <w:lang w:val="it-IT" w:bidi="ta-IN"/>
+              </w:rPr>
+              <w:t xml:space="preserve">| </w:t>
+            </w:r>
+          </w:p>
+        </w:tc>
+      </w:tr>
+      <w:tr>
+        <w:trPr>
           <w:trHeight w:val="1375"/>
         </w:trPr>
         <w:tc>
@@ -309,7 +1556,6 @@
                 <w:szCs w:val="36"/>
               </w:rPr>
             </w:pPr>
-            <w:proofErr w:type="spellStart"/>
             <w:r>
               <w:rPr>
                 <w:rFonts w:cs="Arial"/>
@@ -319,19 +1565,7 @@
                 <w:szCs w:val="36"/>
                 <w:lang w:bidi="ml-IN"/>
               </w:rPr>
-              <w:t>Panchaati</w:t>
-            </w:r>
-            <w:proofErr w:type="spellEnd"/>
-            <w:r>
-              <w:rPr>
-                <w:rFonts w:cs="Arial"/>
-                <w:b/>
-                <w:bCs/>
-                <w:sz w:val="28"/>
-                <w:szCs w:val="36"/>
-                <w:lang w:bidi="ml-IN"/>
-              </w:rPr>
-              <w:t xml:space="preserve"> No. </w:t>
+              <w:t xml:space="preserve">Panchaati No. </w:t>
             </w:r>
             <w:r>
               <w:rPr>
@@ -589,10 +1823,21 @@
                 <w:rFonts w:ascii="Latha" w:hAnsi="Latha" w:cs="Latha"/>
                 <w:sz w:val="28"/>
                 <w:szCs w:val="28"/>
-                <w:cs/>
-                <w:lang w:bidi="ta-IN"/>
-              </w:rPr>
-              <w:t xml:space="preserve">உத் </w:t>
+                <w:highlight w:val="yellow"/>
+                <w:cs/>
+                <w:lang w:bidi="ta-IN"/>
+              </w:rPr>
+              <w:t>உ</w:t>
+            </w:r>
+            <w:r>
+              <w:rPr>
+                <w:rFonts w:ascii="Latha" w:hAnsi="Latha" w:cs="Latha"/>
+                <w:sz w:val="28"/>
+                <w:szCs w:val="28"/>
+                <w:cs/>
+                <w:lang w:bidi="ta-IN"/>
+              </w:rPr>
+              <w:t xml:space="preserve">த் </w:t>
             </w:r>
             <w:r>
               <w:rPr>
@@ -930,6 +2175,42 @@
           <w:u w:val="single"/>
         </w:rPr>
       </w:pPr>
+    </w:p>
+    <w:p>
+      <w:pPr>
+        <w:jc w:val="center"/>
+        <w:rPr>
+          <w:b/>
+          <w:bCs/>
+          <w:sz w:val="32"/>
+          <w:szCs w:val="32"/>
+          <w:u w:val="single"/>
+        </w:rPr>
+      </w:pPr>
+    </w:p>
+    <w:p>
+      <w:pPr>
+        <w:jc w:val="center"/>
+        <w:rPr>
+          <w:b/>
+          <w:bCs/>
+          <w:sz w:val="32"/>
+          <w:szCs w:val="32"/>
+          <w:u w:val="single"/>
+        </w:rPr>
+      </w:pPr>
+    </w:p>
+    <w:p>
+      <w:pPr>
+        <w:jc w:val="center"/>
+        <w:rPr>
+          <w:b/>
+          <w:bCs/>
+          <w:sz w:val="32"/>
+          <w:szCs w:val="32"/>
+          <w:u w:val="single"/>
+        </w:rPr>
+      </w:pPr>
       <w:r>
         <w:rPr>
           <w:b/>
@@ -938,6 +2219,7 @@
           <w:szCs w:val="32"/>
           <w:u w:val="single"/>
         </w:rPr>
+        <w:lastRenderedPageBreak/>
         <w:t xml:space="preserve">TS Krama Paatam – TS 1.6 Tamil Corrections – Observed till </w:t>
       </w:r>
       <w:r>
@@ -1226,7 +2508,6 @@
                 <w:szCs w:val="36"/>
               </w:rPr>
             </w:pPr>
-            <w:proofErr w:type="spellStart"/>
             <w:r>
               <w:rPr>
                 <w:rFonts w:cs="Arial"/>
@@ -1236,19 +2517,7 @@
                 <w:szCs w:val="36"/>
                 <w:lang w:bidi="ml-IN"/>
               </w:rPr>
-              <w:t>Panchaati</w:t>
-            </w:r>
-            <w:proofErr w:type="spellEnd"/>
-            <w:r>
-              <w:rPr>
-                <w:rFonts w:cs="Arial"/>
-                <w:b/>
-                <w:bCs/>
-                <w:sz w:val="28"/>
-                <w:szCs w:val="36"/>
-                <w:lang w:bidi="ml-IN"/>
-              </w:rPr>
-              <w:t xml:space="preserve"> No. </w:t>
+              <w:t xml:space="preserve">Panchaati No. </w:t>
             </w:r>
             <w:r>
               <w:rPr>
@@ -1892,7 +3161,6 @@
                 <w:lang w:val="en-IN" w:eastAsia="en-IN" w:bidi="ml-IN"/>
               </w:rPr>
             </w:pPr>
-            <w:proofErr w:type="spellStart"/>
             <w:r>
               <w:rPr>
                 <w:rFonts w:eastAsia="Times New Roman" w:cs="Arial"/>
@@ -1901,18 +3169,7 @@
                 <w:szCs w:val="32"/>
                 <w:lang w:val="en-IN" w:eastAsia="en-IN" w:bidi="ml-IN"/>
               </w:rPr>
-              <w:t>Panchaati</w:t>
-            </w:r>
-            <w:proofErr w:type="spellEnd"/>
-            <w:r>
-              <w:rPr>
-                <w:rFonts w:eastAsia="Times New Roman" w:cs="Arial"/>
-                <w:b/>
-                <w:sz w:val="32"/>
-                <w:szCs w:val="32"/>
-                <w:lang w:val="en-IN" w:eastAsia="en-IN" w:bidi="ml-IN"/>
-              </w:rPr>
-              <w:t xml:space="preserve"> No. </w:t>
+              <w:t xml:space="preserve">Panchaati No. </w:t>
             </w:r>
             <w:r>
               <w:rPr>
@@ -2346,7 +3603,6 @@
           <w:szCs w:val="32"/>
           <w:u w:val="single"/>
         </w:rPr>
-        <w:lastRenderedPageBreak/>
         <w:t xml:space="preserve">TS Krama Paatam – TS 1.6 Tamil Corrections – Observed till </w:t>
       </w:r>
       <w:r>
@@ -2635,7 +3891,6 @@
                 <w:szCs w:val="36"/>
               </w:rPr>
             </w:pPr>
-            <w:proofErr w:type="spellStart"/>
             <w:r>
               <w:rPr>
                 <w:rFonts w:cs="Arial"/>
@@ -2645,19 +3900,7 @@
                 <w:szCs w:val="36"/>
                 <w:lang w:bidi="ml-IN"/>
               </w:rPr>
-              <w:t>Panchaati</w:t>
-            </w:r>
-            <w:proofErr w:type="spellEnd"/>
-            <w:r>
-              <w:rPr>
-                <w:rFonts w:cs="Arial"/>
-                <w:b/>
-                <w:bCs/>
-                <w:sz w:val="28"/>
-                <w:szCs w:val="36"/>
-                <w:lang w:bidi="ml-IN"/>
-              </w:rPr>
-              <w:t xml:space="preserve"> No. </w:t>
+              <w:t xml:space="preserve">Panchaati No. </w:t>
             </w:r>
             <w:r>
               <w:rPr>
@@ -3456,7 +4699,6 @@
                 <w:szCs w:val="36"/>
               </w:rPr>
             </w:pPr>
-            <w:proofErr w:type="spellStart"/>
             <w:r>
               <w:rPr>
                 <w:rFonts w:cs="Arial"/>
@@ -3466,19 +4708,7 @@
                 <w:szCs w:val="36"/>
                 <w:lang w:bidi="ml-IN"/>
               </w:rPr>
-              <w:t>Panchaati</w:t>
-            </w:r>
-            <w:proofErr w:type="spellEnd"/>
-            <w:r>
-              <w:rPr>
-                <w:rFonts w:cs="Arial"/>
-                <w:b/>
-                <w:bCs/>
-                <w:sz w:val="28"/>
-                <w:szCs w:val="36"/>
-                <w:lang w:bidi="ml-IN"/>
-              </w:rPr>
-              <w:t xml:space="preserve"> No. </w:t>
+              <w:t xml:space="preserve">Panchaati No. </w:t>
             </w:r>
             <w:r>
               <w:rPr>
@@ -4093,7 +5323,6 @@
           <w:szCs w:val="32"/>
           <w:u w:val="single"/>
         </w:rPr>
-        <w:lastRenderedPageBreak/>
         <w:t xml:space="preserve">TS </w:t>
       </w:r>
       <w:r>
@@ -4384,7 +5613,6 @@
                 <w:szCs w:val="36"/>
               </w:rPr>
             </w:pPr>
-            <w:proofErr w:type="spellStart"/>
             <w:r>
               <w:rPr>
                 <w:rFonts w:cs="Arial"/>
@@ -4394,19 +5622,7 @@
                 <w:szCs w:val="36"/>
                 <w:lang w:bidi="ml-IN"/>
               </w:rPr>
-              <w:t>Panchaati</w:t>
-            </w:r>
-            <w:proofErr w:type="spellEnd"/>
-            <w:r>
-              <w:rPr>
-                <w:rFonts w:cs="Arial"/>
-                <w:b/>
-                <w:bCs/>
-                <w:sz w:val="28"/>
-                <w:szCs w:val="36"/>
-                <w:lang w:bidi="ml-IN"/>
-              </w:rPr>
-              <w:t xml:space="preserve"> No. 22</w:t>
+              <w:t>Panchaati No. 22</w:t>
             </w:r>
           </w:p>
         </w:tc>
@@ -5046,7 +6262,6 @@
                 <w:szCs w:val="36"/>
               </w:rPr>
             </w:pPr>
-            <w:proofErr w:type="spellStart"/>
             <w:r>
               <w:rPr>
                 <w:rFonts w:cs="Arial"/>
@@ -5056,19 +6271,7 @@
                 <w:szCs w:val="36"/>
                 <w:lang w:bidi="ml-IN"/>
               </w:rPr>
-              <w:t>Panchaati</w:t>
-            </w:r>
-            <w:proofErr w:type="spellEnd"/>
-            <w:r>
-              <w:rPr>
-                <w:rFonts w:cs="Arial"/>
-                <w:b/>
-                <w:bCs/>
-                <w:sz w:val="28"/>
-                <w:szCs w:val="36"/>
-                <w:lang w:bidi="ml-IN"/>
-              </w:rPr>
-              <w:t xml:space="preserve"> No. 34</w:t>
+              <w:t>Panchaati No. 34</w:t>
             </w:r>
           </w:p>
         </w:tc>
@@ -5794,6 +6997,7 @@
                 <w:szCs w:val="32"/>
                 <w:lang w:val="en-IN" w:eastAsia="en-IN" w:bidi="ml-IN"/>
               </w:rPr>
+              <w:lastRenderedPageBreak/>
               <w:t>T.S.1.6.11.2 - Kramam</w:t>
             </w:r>
           </w:p>
@@ -5840,7 +7044,6 @@
                 <w:szCs w:val="36"/>
               </w:rPr>
             </w:pPr>
-            <w:proofErr w:type="spellStart"/>
             <w:r>
               <w:rPr>
                 <w:rFonts w:cs="Arial"/>
@@ -5850,19 +7053,7 @@
                 <w:szCs w:val="36"/>
                 <w:lang w:bidi="ml-IN"/>
               </w:rPr>
-              <w:t>Panchaati</w:t>
-            </w:r>
-            <w:proofErr w:type="spellEnd"/>
-            <w:r>
-              <w:rPr>
-                <w:rFonts w:cs="Arial"/>
-                <w:b/>
-                <w:bCs/>
-                <w:sz w:val="28"/>
-                <w:szCs w:val="36"/>
-                <w:lang w:bidi="ml-IN"/>
-              </w:rPr>
-              <w:t xml:space="preserve"> No. 40</w:t>
+              <w:t>Panchaati No. 40</w:t>
             </w:r>
           </w:p>
         </w:tc>
@@ -6544,7 +7735,6 @@
                 <w:szCs w:val="36"/>
               </w:rPr>
             </w:pPr>
-            <w:proofErr w:type="spellStart"/>
             <w:r>
               <w:rPr>
                 <w:rFonts w:cs="Arial"/>
@@ -6554,19 +7744,7 @@
                 <w:szCs w:val="36"/>
                 <w:lang w:bidi="ml-IN"/>
               </w:rPr>
-              <w:t>Panchaati</w:t>
-            </w:r>
-            <w:proofErr w:type="spellEnd"/>
-            <w:r>
-              <w:rPr>
-                <w:rFonts w:cs="Arial"/>
-                <w:b/>
-                <w:bCs/>
-                <w:sz w:val="28"/>
-                <w:szCs w:val="36"/>
-                <w:lang w:bidi="ml-IN"/>
-              </w:rPr>
-              <w:t xml:space="preserve"> No. 46</w:t>
+              <w:t>Panchaati No. 46</w:t>
             </w:r>
           </w:p>
         </w:tc>
@@ -7121,7 +8299,6 @@
           <w:szCs w:val="32"/>
           <w:u w:val="single"/>
         </w:rPr>
-        <w:lastRenderedPageBreak/>
         <w:t xml:space="preserve">TS </w:t>
       </w:r>
       <w:r>
@@ -7456,7 +8633,6 @@
                 <w:szCs w:val="36"/>
               </w:rPr>
             </w:pPr>
-            <w:proofErr w:type="spellStart"/>
             <w:r>
               <w:rPr>
                 <w:rFonts w:cs="Arial"/>
@@ -7466,19 +8642,7 @@
                 <w:szCs w:val="28"/>
                 <w:lang w:bidi="ml-IN"/>
               </w:rPr>
-              <w:t>Panchaati</w:t>
-            </w:r>
-            <w:proofErr w:type="spellEnd"/>
-            <w:r>
-              <w:rPr>
-                <w:rFonts w:cs="Arial"/>
-                <w:b/>
-                <w:bCs/>
-                <w:sz w:val="28"/>
-                <w:szCs w:val="28"/>
-                <w:lang w:bidi="ml-IN"/>
-              </w:rPr>
-              <w:t xml:space="preserve"> No. 5</w:t>
+              <w:t>Panchaati No. 5</w:t>
             </w:r>
           </w:p>
         </w:tc>
@@ -7773,25 +8937,7 @@
                 <w:sz w:val="28"/>
                 <w:szCs w:val="28"/>
               </w:rPr>
-              <w:t>(The word “</w:t>
-            </w:r>
-            <w:proofErr w:type="spellStart"/>
-            <w:r>
-              <w:rPr>
-                <w:b/>
-                <w:sz w:val="28"/>
-                <w:szCs w:val="28"/>
-              </w:rPr>
-              <w:t>agne</w:t>
-            </w:r>
-            <w:proofErr w:type="spellEnd"/>
-            <w:r>
-              <w:rPr>
-                <w:b/>
-                <w:sz w:val="28"/>
-                <w:szCs w:val="28"/>
-              </w:rPr>
-              <w:t>”</w:t>
+              <w:t>(The word “agne”</w:t>
             </w:r>
             <w:r>
               <w:rPr>
@@ -7817,18 +8963,8 @@
                 <w:sz w:val="28"/>
                 <w:szCs w:val="28"/>
               </w:rPr>
-              <w:t xml:space="preserve"> No </w:t>
-            </w:r>
-            <w:proofErr w:type="spellStart"/>
-            <w:r>
-              <w:rPr>
-                <w:b/>
-                <w:sz w:val="28"/>
-                <w:szCs w:val="28"/>
-              </w:rPr>
-              <w:t>avagraha</w:t>
-            </w:r>
-            <w:proofErr w:type="spellEnd"/>
+              <w:t xml:space="preserve"> No avagraha</w:t>
+            </w:r>
             <w:r>
               <w:rPr>
                 <w:b/>
@@ -7944,7 +9080,6 @@
                 <w:szCs w:val="36"/>
               </w:rPr>
             </w:pPr>
-            <w:proofErr w:type="spellStart"/>
             <w:r>
               <w:rPr>
                 <w:rFonts w:eastAsia="Times New Roman" w:cs="Arial"/>
@@ -7955,20 +9090,7 @@
                 <w:szCs w:val="28"/>
                 <w:lang w:val="en-IN" w:eastAsia="en-IN" w:bidi="ml-IN"/>
               </w:rPr>
-              <w:t>Panchaati</w:t>
-            </w:r>
-            <w:proofErr w:type="spellEnd"/>
-            <w:r>
-              <w:rPr>
-                <w:rFonts w:eastAsia="Times New Roman" w:cs="Arial"/>
-                <w:b/>
-                <w:bCs/>
-                <w:color w:val="000000"/>
-                <w:sz w:val="28"/>
-                <w:szCs w:val="28"/>
-                <w:lang w:val="en-IN" w:eastAsia="en-IN" w:bidi="ml-IN"/>
-              </w:rPr>
-              <w:t xml:space="preserve"> No. 5</w:t>
+              <w:t>Panchaati No. 5</w:t>
             </w:r>
           </w:p>
         </w:tc>
@@ -8495,25 +9617,7 @@
                 <w:sz w:val="28"/>
                 <w:szCs w:val="28"/>
               </w:rPr>
-              <w:t>(sentence ends here hence double “</w:t>
-            </w:r>
-            <w:proofErr w:type="spellStart"/>
-            <w:r>
-              <w:rPr>
-                <w:b/>
-                <w:sz w:val="28"/>
-                <w:szCs w:val="28"/>
-              </w:rPr>
-              <w:t>ruk</w:t>
-            </w:r>
-            <w:proofErr w:type="spellEnd"/>
-            <w:r>
-              <w:rPr>
-                <w:b/>
-                <w:sz w:val="28"/>
-                <w:szCs w:val="28"/>
-              </w:rPr>
-              <w:t xml:space="preserve"> stop”)</w:t>
+              <w:t>(sentence ends here hence double “ruk stop”)</w:t>
             </w:r>
           </w:p>
         </w:tc>
@@ -8545,6 +9649,7 @@
                 <w:sz w:val="28"/>
                 <w:szCs w:val="28"/>
               </w:rPr>
+              <w:lastRenderedPageBreak/>
               <w:t xml:space="preserve">TS 1.6.2.3 </w:t>
             </w:r>
           </w:p>
@@ -8563,7 +9668,6 @@
                 <w:szCs w:val="28"/>
               </w:rPr>
             </w:pPr>
-            <w:proofErr w:type="spellStart"/>
             <w:r>
               <w:rPr>
                 <w:rFonts w:cs="Arial"/>
@@ -8571,17 +9675,7 @@
                 <w:sz w:val="28"/>
                 <w:szCs w:val="28"/>
               </w:rPr>
-              <w:t>Panchaati</w:t>
-            </w:r>
-            <w:proofErr w:type="spellEnd"/>
-            <w:r>
-              <w:rPr>
-                <w:rFonts w:cs="Arial"/>
-                <w:b/>
-                <w:sz w:val="28"/>
-                <w:szCs w:val="28"/>
-              </w:rPr>
-              <w:t xml:space="preserve"> 6</w:t>
+              <w:t>Panchaati 6</w:t>
             </w:r>
           </w:p>
           <w:p>
@@ -9443,31 +10537,7 @@
                 <w:szCs w:val="32"/>
                 <w:lang w:bidi="ta-IN"/>
               </w:rPr>
-              <w:t xml:space="preserve">(No </w:t>
-            </w:r>
-            <w:proofErr w:type="spellStart"/>
-            <w:r>
-              <w:rPr>
-                <w:rFonts w:ascii="Latha" w:hAnsi="Latha" w:cs="Latha"/>
-                <w:b/>
-                <w:bCs/>
-                <w:sz w:val="32"/>
-                <w:szCs w:val="32"/>
-                <w:lang w:bidi="ta-IN"/>
-              </w:rPr>
-              <w:t>visargam</w:t>
-            </w:r>
-            <w:proofErr w:type="spellEnd"/>
-            <w:r>
-              <w:rPr>
-                <w:rFonts w:ascii="Latha" w:hAnsi="Latha" w:cs="Latha"/>
-                <w:b/>
-                <w:bCs/>
-                <w:sz w:val="32"/>
-                <w:szCs w:val="32"/>
-                <w:lang w:bidi="ta-IN"/>
-              </w:rPr>
-              <w:t xml:space="preserve"> before vowel - removed)</w:t>
+              <w:t>(No visargam before vowel - removed)</w:t>
             </w:r>
           </w:p>
         </w:tc>
@@ -10077,7 +11147,6 @@
                 <w:szCs w:val="28"/>
                 <w:lang w:val="en-IN" w:eastAsia="en-IN" w:bidi="ml-IN"/>
               </w:rPr>
-              <w:lastRenderedPageBreak/>
               <w:t>T.S.1.6.7.1 - Kramam</w:t>
             </w:r>
           </w:p>
@@ -10129,7 +11198,6 @@
                 <w:lang w:val="en-IN" w:eastAsia="en-IN" w:bidi="ml-IN"/>
               </w:rPr>
             </w:pPr>
-            <w:proofErr w:type="spellStart"/>
             <w:r>
               <w:rPr>
                 <w:rFonts w:eastAsia="Times New Roman" w:cs="Arial"/>
@@ -10140,20 +11208,7 @@
                 <w:szCs w:val="28"/>
                 <w:lang w:val="en-IN" w:eastAsia="en-IN" w:bidi="ml-IN"/>
               </w:rPr>
-              <w:t>Panchaati</w:t>
-            </w:r>
-            <w:proofErr w:type="spellEnd"/>
-            <w:r>
-              <w:rPr>
-                <w:rFonts w:eastAsia="Times New Roman" w:cs="Arial"/>
-                <w:b/>
-                <w:bCs/>
-                <w:color w:val="000000"/>
-                <w:sz w:val="28"/>
-                <w:szCs w:val="28"/>
-                <w:lang w:val="en-IN" w:eastAsia="en-IN" w:bidi="ml-IN"/>
-              </w:rPr>
-              <w:t xml:space="preserve"> No. 21</w:t>
+              <w:t>Panchaati No. 21</w:t>
             </w:r>
           </w:p>
         </w:tc>
@@ -10581,7 +11636,6 @@
                 <w:lang w:val="en-IN" w:eastAsia="en-IN" w:bidi="ml-IN"/>
               </w:rPr>
             </w:pPr>
-            <w:proofErr w:type="spellStart"/>
             <w:r>
               <w:rPr>
                 <w:rFonts w:eastAsia="Times New Roman" w:cs="Arial"/>
@@ -10592,20 +11646,7 @@
                 <w:szCs w:val="28"/>
                 <w:lang w:val="en-IN" w:eastAsia="en-IN" w:bidi="ml-IN"/>
               </w:rPr>
-              <w:t>Panchaati</w:t>
-            </w:r>
-            <w:proofErr w:type="spellEnd"/>
-            <w:r>
-              <w:rPr>
-                <w:rFonts w:eastAsia="Times New Roman" w:cs="Arial"/>
-                <w:b/>
-                <w:bCs/>
-                <w:color w:val="000000"/>
-                <w:sz w:val="28"/>
-                <w:szCs w:val="28"/>
-                <w:lang w:val="en-IN" w:eastAsia="en-IN" w:bidi="ml-IN"/>
-              </w:rPr>
-              <w:t xml:space="preserve"> No. 31</w:t>
+              <w:t>Panchaati No. 31</w:t>
             </w:r>
           </w:p>
         </w:tc>
@@ -11013,7 +12054,6 @@
                 <w:lang w:val="en-IN" w:eastAsia="en-IN" w:bidi="ml-IN"/>
               </w:rPr>
             </w:pPr>
-            <w:proofErr w:type="spellStart"/>
             <w:r>
               <w:rPr>
                 <w:rFonts w:eastAsia="Times New Roman" w:cs="Arial"/>
@@ -11024,20 +12064,7 @@
                 <w:szCs w:val="28"/>
                 <w:lang w:val="en-IN" w:eastAsia="en-IN" w:bidi="ml-IN"/>
               </w:rPr>
-              <w:t>Panchaati</w:t>
-            </w:r>
-            <w:proofErr w:type="spellEnd"/>
-            <w:r>
-              <w:rPr>
-                <w:rFonts w:eastAsia="Times New Roman" w:cs="Arial"/>
-                <w:b/>
-                <w:bCs/>
-                <w:color w:val="000000"/>
-                <w:sz w:val="28"/>
-                <w:szCs w:val="28"/>
-                <w:lang w:val="en-IN" w:eastAsia="en-IN" w:bidi="ml-IN"/>
-              </w:rPr>
-              <w:t xml:space="preserve"> No. 35</w:t>
+              <w:t>Panchaati No. 35</w:t>
             </w:r>
           </w:p>
         </w:tc>
@@ -11085,7 +12112,6 @@
               </w:rPr>
               <w:t>வீ</w:t>
             </w:r>
-            <w:proofErr w:type="spellStart"/>
             <w:r>
               <w:rPr>
                 <w:rFonts w:ascii="BRH Devanagari Extra" w:hAnsi="BRH Devanagari Extra" w:cs="Latha"/>
@@ -11107,7 +12133,6 @@
               </w:rPr>
               <w:t>è</w:t>
             </w:r>
-            <w:proofErr w:type="spellEnd"/>
             <w:r>
               <w:rPr>
                 <w:rFonts w:ascii="Latha" w:hAnsi="Latha" w:cs="Latha"/>
@@ -11357,6 +12382,7 @@
                 <w:sz w:val="28"/>
                 <w:szCs w:val="28"/>
               </w:rPr>
+              <w:lastRenderedPageBreak/>
               <w:t>TS 1.6.</w:t>
             </w:r>
             <w:r>
@@ -11411,7 +12437,6 @@
                 <w:szCs w:val="28"/>
               </w:rPr>
             </w:pPr>
-            <w:proofErr w:type="spellStart"/>
             <w:r>
               <w:rPr>
                 <w:rFonts w:cs="Arial"/>
@@ -11419,17 +12444,7 @@
                 <w:sz w:val="28"/>
                 <w:szCs w:val="28"/>
               </w:rPr>
-              <w:t>Panchaati</w:t>
-            </w:r>
-            <w:proofErr w:type="spellEnd"/>
-            <w:r>
-              <w:rPr>
-                <w:rFonts w:cs="Arial"/>
-                <w:b/>
-                <w:sz w:val="28"/>
-                <w:szCs w:val="28"/>
-              </w:rPr>
-              <w:t xml:space="preserve"> 43 (at end)</w:t>
+              <w:t>Panchaati 43 (at end)</w:t>
             </w:r>
           </w:p>
         </w:tc>
@@ -11605,31 +12620,7 @@
                 <w:szCs w:val="32"/>
                 <w:lang w:bidi="ta-IN"/>
               </w:rPr>
-              <w:t xml:space="preserve"> (Krama </w:t>
-            </w:r>
-            <w:proofErr w:type="spellStart"/>
-            <w:r>
-              <w:rPr>
-                <w:rFonts w:ascii="Latha" w:hAnsi="Latha" w:cs="Latha"/>
-                <w:b/>
-                <w:bCs/>
-                <w:sz w:val="32"/>
-                <w:szCs w:val="32"/>
-                <w:lang w:bidi="ta-IN"/>
-              </w:rPr>
-              <w:t>vaakyam</w:t>
-            </w:r>
-            <w:proofErr w:type="spellEnd"/>
-            <w:r>
-              <w:rPr>
-                <w:rFonts w:ascii="Latha" w:hAnsi="Latha" w:cs="Latha"/>
-                <w:b/>
-                <w:bCs/>
-                <w:sz w:val="32"/>
-                <w:szCs w:val="32"/>
-                <w:lang w:bidi="ta-IN"/>
-              </w:rPr>
-              <w:t xml:space="preserve"> count changes)</w:t>
+              <w:t xml:space="preserve"> (Krama vaakyam count changes)</w:t>
             </w:r>
           </w:p>
         </w:tc>
@@ -12574,7 +13565,6 @@
               </w:rPr>
               <w:t>(</w:t>
             </w:r>
-            <w:proofErr w:type="spellStart"/>
             <w:r>
               <w:rPr>
                 <w:rFonts w:cs="Arial"/>
@@ -12582,9 +13572,8 @@
                 <w:sz w:val="28"/>
                 <w:szCs w:val="28"/>
               </w:rPr>
-              <w:t>avagraha</w:t>
-            </w:r>
-            <w:proofErr w:type="spellEnd"/>
+              <w:t>avagraha to indicate</w:t>
+            </w:r>
             <w:r>
               <w:rPr>
                 <w:rFonts w:cs="Arial"/>
@@ -12592,36 +13581,7 @@
                 <w:sz w:val="28"/>
                 <w:szCs w:val="28"/>
               </w:rPr>
-              <w:t xml:space="preserve"> to indicate</w:t>
-            </w:r>
-            <w:r>
-              <w:rPr>
-                <w:rFonts w:cs="Arial"/>
-                <w:color w:val="000000"/>
-                <w:sz w:val="28"/>
-                <w:szCs w:val="28"/>
-              </w:rPr>
-              <w:t xml:space="preserve"> ‘A’ </w:t>
-            </w:r>
-            <w:proofErr w:type="spellStart"/>
-            <w:r>
-              <w:rPr>
-                <w:rFonts w:cs="Arial"/>
-                <w:color w:val="000000"/>
-                <w:sz w:val="28"/>
-                <w:szCs w:val="28"/>
-              </w:rPr>
-              <w:t>trikramam</w:t>
-            </w:r>
-            <w:proofErr w:type="spellEnd"/>
-            <w:r>
-              <w:rPr>
-                <w:rFonts w:cs="Arial"/>
-                <w:color w:val="000000"/>
-                <w:sz w:val="28"/>
-                <w:szCs w:val="28"/>
-              </w:rPr>
-              <w:t>)</w:t>
+              <w:t xml:space="preserve"> ‘A’ trikramam)</w:t>
             </w:r>
           </w:p>
         </w:tc>

--- a/TS-Kramam/TS-1.6/TS 1.6 Tamil Krama Paatam Corrections.docx
+++ b/TS-Kramam/TS-1.6/TS 1.6 Tamil Krama Paatam Corrections.docx
@@ -2129,6 +2129,708 @@
           </w:p>
         </w:tc>
       </w:tr>
+      <w:tr>
+        <w:trPr>
+          <w:trHeight w:val="1433"/>
+        </w:trPr>
+        <w:tc>
+          <w:tcPr>
+            <w:tcW w:w="3857" w:type="dxa"/>
+            <w:tcBorders>
+              <w:top w:val="single" w:sz="4" w:space="0" w:color="000000"/>
+              <w:left w:val="single" w:sz="4" w:space="0" w:color="000000"/>
+              <w:bottom w:val="single" w:sz="4" w:space="0" w:color="000000"/>
+              <w:right w:val="single" w:sz="4" w:space="0" w:color="000000"/>
+            </w:tcBorders>
+          </w:tcPr>
+          <w:p>
+            <w:pPr>
+              <w:widowControl w:val="0"/>
+              <w:tabs>
+                <w:tab w:val="left" w:pos="993"/>
+              </w:tabs>
+              <w:autoSpaceDE w:val="0"/>
+              <w:autoSpaceDN w:val="0"/>
+              <w:adjustRightInd w:val="0"/>
+              <w:spacing w:before="0" w:line="240" w:lineRule="auto"/>
+              <w:rPr>
+                <w:rFonts w:eastAsia="Times New Roman" w:cs="Arial"/>
+                <w:b/>
+                <w:sz w:val="32"/>
+                <w:szCs w:val="32"/>
+                <w:lang w:val="en-IN" w:eastAsia="en-IN" w:bidi="ml-IN"/>
+              </w:rPr>
+            </w:pPr>
+            <w:r>
+              <w:rPr>
+                <w:rFonts w:eastAsia="Times New Roman" w:cs="Arial"/>
+                <w:b/>
+                <w:sz w:val="32"/>
+                <w:szCs w:val="32"/>
+                <w:lang w:val="en-IN" w:eastAsia="en-IN" w:bidi="ml-IN"/>
+              </w:rPr>
+              <w:t>T.S.1.6.</w:t>
+            </w:r>
+            <w:r>
+              <w:rPr>
+                <w:rFonts w:eastAsia="Times New Roman" w:cs="Arial"/>
+                <w:b/>
+                <w:sz w:val="32"/>
+                <w:szCs w:val="32"/>
+                <w:lang w:val="en-IN" w:eastAsia="en-IN" w:bidi="ml-IN"/>
+              </w:rPr>
+              <w:t xml:space="preserve">11.7 </w:t>
+            </w:r>
+            <w:r>
+              <w:rPr>
+                <w:rFonts w:eastAsia="Times New Roman" w:cs="Arial"/>
+                <w:b/>
+                <w:sz w:val="32"/>
+                <w:szCs w:val="32"/>
+                <w:lang w:val="en-IN" w:eastAsia="en-IN" w:bidi="ml-IN"/>
+              </w:rPr>
+              <w:t>- Kramam</w:t>
+            </w:r>
+          </w:p>
+          <w:p>
+            <w:pPr>
+              <w:widowControl w:val="0"/>
+              <w:autoSpaceDE w:val="0"/>
+              <w:autoSpaceDN w:val="0"/>
+              <w:adjustRightInd w:val="0"/>
+              <w:spacing w:before="0" w:line="240" w:lineRule="auto"/>
+              <w:rPr>
+                <w:rFonts w:cs="Arial"/>
+                <w:b/>
+                <w:bCs/>
+                <w:sz w:val="28"/>
+                <w:szCs w:val="36"/>
+                <w:lang w:bidi="ml-IN"/>
+              </w:rPr>
+            </w:pPr>
+            <w:r>
+              <w:rPr>
+                <w:rFonts w:cs="Arial"/>
+                <w:b/>
+                <w:bCs/>
+                <w:sz w:val="28"/>
+                <w:szCs w:val="36"/>
+                <w:lang w:bidi="ml-IN"/>
+              </w:rPr>
+              <w:t xml:space="preserve">Krama Vaakyam No. </w:t>
+            </w:r>
+            <w:r>
+              <w:rPr>
+                <w:rFonts w:cs="Arial"/>
+                <w:b/>
+                <w:bCs/>
+                <w:sz w:val="28"/>
+                <w:szCs w:val="36"/>
+                <w:lang w:bidi="ml-IN"/>
+              </w:rPr>
+              <w:t>16</w:t>
+            </w:r>
+          </w:p>
+          <w:p>
+            <w:pPr>
+              <w:widowControl w:val="0"/>
+              <w:tabs>
+                <w:tab w:val="left" w:pos="993"/>
+              </w:tabs>
+              <w:autoSpaceDE w:val="0"/>
+              <w:autoSpaceDN w:val="0"/>
+              <w:adjustRightInd w:val="0"/>
+              <w:spacing w:before="0" w:line="240" w:lineRule="auto"/>
+              <w:rPr>
+                <w:rFonts w:eastAsia="Times New Roman" w:cs="Arial"/>
+                <w:b/>
+                <w:sz w:val="32"/>
+                <w:szCs w:val="32"/>
+                <w:lang w:val="it-IT" w:eastAsia="en-IN" w:bidi="ml-IN"/>
+              </w:rPr>
+            </w:pPr>
+            <w:r>
+              <w:rPr>
+                <w:rFonts w:cs="Arial"/>
+                <w:b/>
+                <w:bCs/>
+                <w:sz w:val="28"/>
+                <w:szCs w:val="36"/>
+                <w:lang w:bidi="ml-IN"/>
+              </w:rPr>
+              <w:t xml:space="preserve">Panchaati No. </w:t>
+            </w:r>
+            <w:r>
+              <w:rPr>
+                <w:rFonts w:cs="Arial"/>
+                <w:b/>
+                <w:bCs/>
+                <w:sz w:val="28"/>
+                <w:szCs w:val="36"/>
+                <w:lang w:bidi="ml-IN"/>
+              </w:rPr>
+              <w:t>45</w:t>
+            </w:r>
+          </w:p>
+        </w:tc>
+        <w:tc>
+          <w:tcPr>
+            <w:tcW w:w="5196" w:type="dxa"/>
+            <w:tcBorders>
+              <w:top w:val="single" w:sz="4" w:space="0" w:color="000000"/>
+              <w:left w:val="single" w:sz="4" w:space="0" w:color="000000"/>
+              <w:bottom w:val="single" w:sz="4" w:space="0" w:color="000000"/>
+              <w:right w:val="single" w:sz="4" w:space="0" w:color="000000"/>
+            </w:tcBorders>
+          </w:tcPr>
+          <w:p>
+            <w:pPr>
+              <w:spacing w:before="0" w:line="240" w:lineRule="auto"/>
+              <w:rPr>
+                <w:rFonts w:ascii="BRH Devanagari Extra" w:hAnsi="BRH Devanagari Extra" w:cs="BRH Devanagari Extra"/>
+                <w:sz w:val="40"/>
+                <w:szCs w:val="40"/>
+                <w:lang w:val="it-IT"/>
+              </w:rPr>
+            </w:pPr>
+            <w:r>
+              <w:rPr>
+                <w:rFonts w:ascii="Latha" w:hAnsi="Latha" w:cs="Latha"/>
+                <w:sz w:val="28"/>
+                <w:szCs w:val="28"/>
+                <w:cs/>
+                <w:lang w:bidi="ta-IN"/>
+              </w:rPr>
+              <w:t>ஜே</w:t>
+            </w:r>
+            <w:r>
+              <w:rPr>
+                <w:rFonts w:ascii="BRH Tamil Tab Extra" w:hAnsi="BRH Tamil Tab Extra" w:cs="Latha"/>
+                <w:b/>
+                <w:sz w:val="32"/>
+                <w:szCs w:val="28"/>
+                <w:lang w:val="it-IT" w:bidi="ta-IN"/>
+              </w:rPr>
+              <w:t>…</w:t>
+            </w:r>
+            <w:r>
+              <w:rPr>
+                <w:rFonts w:ascii="Latha" w:hAnsi="Latha" w:cs="Latha"/>
+                <w:sz w:val="28"/>
+                <w:szCs w:val="28"/>
+                <w:cs/>
+                <w:lang w:bidi="ta-IN"/>
+              </w:rPr>
+              <w:t>மான</w:t>
+            </w:r>
+            <w:r>
+              <w:rPr>
+                <w:rFonts w:ascii="BRH Tamil Tab Extra" w:hAnsi="BRH Tamil Tab Extra" w:cs="Latha"/>
+                <w:b/>
+                <w:sz w:val="36"/>
+                <w:szCs w:val="28"/>
+                <w:lang w:val="it-IT" w:bidi="ta-IN"/>
+              </w:rPr>
+              <w:t>†</w:t>
+            </w:r>
+            <w:r>
+              <w:rPr>
+                <w:rFonts w:ascii="Latha" w:hAnsi="Latha" w:cs="Latha"/>
+                <w:sz w:val="28"/>
+                <w:szCs w:val="28"/>
+                <w:cs/>
+                <w:lang w:bidi="ta-IN"/>
+              </w:rPr>
+              <w:t>ம் மஹி</w:t>
+            </w:r>
+            <w:r>
+              <w:rPr>
+                <w:rFonts w:ascii="BRH Tamil Tab Extra" w:hAnsi="BRH Tamil Tab Extra" w:cs="Latha"/>
+                <w:b/>
+                <w:sz w:val="32"/>
+                <w:szCs w:val="28"/>
+                <w:lang w:val="it-IT" w:bidi="ta-IN"/>
+              </w:rPr>
+              <w:t>…</w:t>
+            </w:r>
+            <w:r>
+              <w:rPr>
+                <w:rFonts w:ascii="Latha" w:hAnsi="Latha" w:cs="Latha"/>
+                <w:sz w:val="28"/>
+                <w:szCs w:val="28"/>
+                <w:cs/>
+                <w:lang w:bidi="ta-IN"/>
+              </w:rPr>
+              <w:t>மா</w:t>
+            </w:r>
+            <w:r>
+              <w:rPr>
+                <w:rFonts w:ascii="Latha" w:hAnsi="Latha" w:cs="Latha"/>
+                <w:sz w:val="28"/>
+                <w:szCs w:val="28"/>
+                <w:highlight w:val="yellow"/>
+                <w:cs/>
+                <w:lang w:bidi="ta-IN"/>
+              </w:rPr>
+              <w:t>ன</w:t>
+            </w:r>
+            <w:r>
+              <w:rPr>
+                <w:rFonts w:ascii="BRH Tamil Tab Extra" w:hAnsi="BRH Tamil Tab Extra" w:cs="Latha"/>
+                <w:b/>
+                <w:sz w:val="36"/>
+                <w:szCs w:val="28"/>
+                <w:lang w:val="it-IT" w:bidi="ta-IN"/>
+              </w:rPr>
+              <w:t>†</w:t>
+            </w:r>
+            <w:r>
+              <w:rPr>
+                <w:rFonts w:ascii="Latha" w:hAnsi="Latha" w:cs="Latha"/>
+                <w:sz w:val="28"/>
+                <w:szCs w:val="28"/>
+                <w:cs/>
+                <w:lang w:bidi="ta-IN"/>
+              </w:rPr>
+              <w:t xml:space="preserve">ம் </w:t>
+            </w:r>
+            <w:r>
+              <w:rPr>
+                <w:rFonts w:ascii="Latha" w:hAnsi="Latha" w:cs="Latha"/>
+                <w:sz w:val="28"/>
+                <w:szCs w:val="28"/>
+                <w:lang w:val="it-IT" w:bidi="ta-IN"/>
+              </w:rPr>
+              <w:t xml:space="preserve">| </w:t>
+            </w:r>
+            <w:r>
+              <w:rPr>
+                <w:rFonts w:ascii="Latha" w:hAnsi="Latha" w:cs="Latha"/>
+                <w:sz w:val="28"/>
+                <w:szCs w:val="28"/>
+                <w:cs/>
+                <w:lang w:bidi="ta-IN"/>
+              </w:rPr>
+              <w:t>ம</w:t>
+            </w:r>
+            <w:r>
+              <w:rPr>
+                <w:rFonts w:ascii="BRH Tamil Tab Extra" w:hAnsi="BRH Tamil Tab Extra" w:cs="Latha"/>
+                <w:b/>
+                <w:sz w:val="32"/>
+                <w:szCs w:val="28"/>
+                <w:lang w:val="it-IT" w:bidi="ta-IN"/>
+              </w:rPr>
+              <w:t>…</w:t>
+            </w:r>
+            <w:r>
+              <w:rPr>
+                <w:rFonts w:ascii="Latha" w:hAnsi="Latha" w:cs="Latha"/>
+                <w:sz w:val="28"/>
+                <w:szCs w:val="28"/>
+                <w:cs/>
+                <w:lang w:bidi="ta-IN"/>
+              </w:rPr>
+              <w:t>ஹி</w:t>
+            </w:r>
+            <w:r>
+              <w:rPr>
+                <w:rFonts w:ascii="BRH Tamil Tab Extra" w:hAnsi="BRH Tamil Tab Extra" w:cs="Latha"/>
+                <w:b/>
+                <w:sz w:val="32"/>
+                <w:szCs w:val="28"/>
+                <w:lang w:val="it-IT" w:bidi="ta-IN"/>
+              </w:rPr>
+              <w:t>…</w:t>
+            </w:r>
+            <w:r>
+              <w:rPr>
+                <w:rFonts w:ascii="Latha" w:hAnsi="Latha" w:cs="Latha"/>
+                <w:sz w:val="28"/>
+                <w:szCs w:val="28"/>
+                <w:cs/>
+                <w:lang w:bidi="ta-IN"/>
+              </w:rPr>
+              <w:t>மான</w:t>
+            </w:r>
+            <w:r>
+              <w:rPr>
+                <w:rFonts w:ascii="BRH Tamil Tab Extra" w:hAnsi="BRH Tamil Tab Extra" w:cs="Latha"/>
+                <w:b/>
+                <w:sz w:val="36"/>
+                <w:szCs w:val="28"/>
+                <w:lang w:val="it-IT" w:bidi="ta-IN"/>
+              </w:rPr>
+              <w:t>†</w:t>
+            </w:r>
+            <w:r>
+              <w:rPr>
+                <w:rFonts w:ascii="Latha" w:hAnsi="Latha" w:cs="Latha"/>
+                <w:sz w:val="28"/>
+                <w:szCs w:val="28"/>
+                <w:cs/>
+                <w:lang w:bidi="ta-IN"/>
+              </w:rPr>
+              <w:t>ங் க</w:t>
+            </w:r>
+            <w:r>
+              <w:rPr>
+                <w:rFonts w:ascii="Latha" w:hAnsi="Latha" w:cs="Latha"/>
+                <w:b/>
+                <w:bCs/>
+                <w:position w:val="-12"/>
+                <w:sz w:val="28"/>
+                <w:szCs w:val="28"/>
+                <w:cs/>
+                <w:lang w:bidi="ta-IN"/>
+              </w:rPr>
+              <w:t>3</w:t>
+            </w:r>
+            <w:r>
+              <w:rPr>
+                <w:rFonts w:ascii="Latha" w:hAnsi="Latha" w:cs="Latha"/>
+                <w:sz w:val="28"/>
+                <w:szCs w:val="28"/>
+                <w:cs/>
+                <w:lang w:bidi="ta-IN"/>
+              </w:rPr>
+              <w:t xml:space="preserve">மேயம் </w:t>
+            </w:r>
+            <w:r>
+              <w:rPr>
+                <w:rFonts w:ascii="Latha" w:hAnsi="Latha" w:cs="Latha"/>
+                <w:sz w:val="28"/>
+                <w:szCs w:val="28"/>
+                <w:lang w:val="it-IT" w:bidi="ta-IN"/>
+              </w:rPr>
+              <w:t>|</w:t>
+            </w:r>
+          </w:p>
+        </w:tc>
+        <w:tc>
+          <w:tcPr>
+            <w:tcW w:w="5220" w:type="dxa"/>
+            <w:tcBorders>
+              <w:top w:val="single" w:sz="4" w:space="0" w:color="000000"/>
+              <w:left w:val="single" w:sz="4" w:space="0" w:color="000000"/>
+              <w:bottom w:val="single" w:sz="4" w:space="0" w:color="000000"/>
+              <w:right w:val="single" w:sz="4" w:space="0" w:color="000000"/>
+            </w:tcBorders>
+          </w:tcPr>
+          <w:p>
+            <w:pPr>
+              <w:widowControl w:val="0"/>
+              <w:autoSpaceDE w:val="0"/>
+              <w:autoSpaceDN w:val="0"/>
+              <w:adjustRightInd w:val="0"/>
+              <w:spacing w:before="0" w:line="240" w:lineRule="auto"/>
+              <w:rPr>
+                <w:rFonts w:ascii="BRH Devanagari Extra" w:hAnsi="BRH Devanagari Extra" w:cs="BRH Devanagari Extra"/>
+                <w:sz w:val="40"/>
+                <w:szCs w:val="40"/>
+                <w:lang w:val="it-IT"/>
+              </w:rPr>
+            </w:pPr>
+            <w:r>
+              <w:rPr>
+                <w:rFonts w:ascii="Latha" w:hAnsi="Latha" w:cs="Latha"/>
+                <w:sz w:val="28"/>
+                <w:szCs w:val="28"/>
+                <w:cs/>
+                <w:lang w:bidi="ta-IN"/>
+              </w:rPr>
+              <w:t>ஜே</w:t>
+            </w:r>
+            <w:r>
+              <w:rPr>
+                <w:rFonts w:ascii="BRH Tamil Tab Extra" w:hAnsi="BRH Tamil Tab Extra" w:cs="Latha"/>
+                <w:b/>
+                <w:sz w:val="32"/>
+                <w:szCs w:val="28"/>
+                <w:lang w:val="it-IT" w:bidi="ta-IN"/>
+              </w:rPr>
+              <w:t>…</w:t>
+            </w:r>
+            <w:r>
+              <w:rPr>
+                <w:rFonts w:ascii="Latha" w:hAnsi="Latha" w:cs="Latha"/>
+                <w:sz w:val="28"/>
+                <w:szCs w:val="28"/>
+                <w:cs/>
+                <w:lang w:bidi="ta-IN"/>
+              </w:rPr>
+              <w:t>மான</w:t>
+            </w:r>
+            <w:r>
+              <w:rPr>
+                <w:rFonts w:ascii="BRH Tamil Tab Extra" w:hAnsi="BRH Tamil Tab Extra" w:cs="Latha"/>
+                <w:b/>
+                <w:sz w:val="36"/>
+                <w:szCs w:val="28"/>
+                <w:lang w:val="it-IT" w:bidi="ta-IN"/>
+              </w:rPr>
+              <w:t>†</w:t>
+            </w:r>
+            <w:r>
+              <w:rPr>
+                <w:rFonts w:ascii="Latha" w:hAnsi="Latha" w:cs="Latha"/>
+                <w:sz w:val="28"/>
+                <w:szCs w:val="28"/>
+                <w:cs/>
+                <w:lang w:bidi="ta-IN"/>
+              </w:rPr>
+              <w:t>ம் மஹி</w:t>
+            </w:r>
+            <w:r>
+              <w:rPr>
+                <w:rFonts w:ascii="BRH Tamil Tab Extra" w:hAnsi="BRH Tamil Tab Extra" w:cs="Latha"/>
+                <w:b/>
+                <w:sz w:val="32"/>
+                <w:szCs w:val="28"/>
+                <w:lang w:val="it-IT" w:bidi="ta-IN"/>
+              </w:rPr>
+              <w:t>…</w:t>
+            </w:r>
+            <w:r>
+              <w:rPr>
+                <w:rFonts w:ascii="Latha" w:hAnsi="Latha" w:cs="Latha"/>
+                <w:sz w:val="28"/>
+                <w:szCs w:val="28"/>
+                <w:cs/>
+                <w:lang w:bidi="ta-IN"/>
+              </w:rPr>
+              <w:t>மா</w:t>
+            </w:r>
+            <w:r>
+              <w:rPr>
+                <w:rFonts w:ascii="Latha" w:hAnsi="Latha" w:cs="Latha"/>
+                <w:sz w:val="28"/>
+                <w:szCs w:val="28"/>
+                <w:highlight w:val="green"/>
+                <w:cs/>
+                <w:lang w:bidi="ta-IN"/>
+              </w:rPr>
+              <w:t>ன</w:t>
+            </w:r>
+            <w:r>
+              <w:rPr>
+                <w:rFonts w:ascii="BRH Tamil Tab Extra" w:hAnsi="BRH Tamil Tab Extra" w:cs="Latha"/>
+                <w:b/>
+                <w:sz w:val="36"/>
+                <w:szCs w:val="28"/>
+                <w:lang w:val="it-IT" w:bidi="ta-IN"/>
+              </w:rPr>
+              <w:t>‡</w:t>
+            </w:r>
+            <w:r>
+              <w:rPr>
+                <w:rFonts w:ascii="Latha" w:hAnsi="Latha" w:cs="Latha"/>
+                <w:sz w:val="28"/>
+                <w:szCs w:val="28"/>
+                <w:cs/>
+                <w:lang w:bidi="ta-IN"/>
+              </w:rPr>
+              <w:t xml:space="preserve">ம் </w:t>
+            </w:r>
+            <w:r>
+              <w:rPr>
+                <w:rFonts w:ascii="Latha" w:hAnsi="Latha" w:cs="Latha"/>
+                <w:sz w:val="28"/>
+                <w:szCs w:val="28"/>
+                <w:lang w:val="it-IT" w:bidi="ta-IN"/>
+              </w:rPr>
+              <w:t xml:space="preserve">| </w:t>
+            </w:r>
+            <w:r>
+              <w:rPr>
+                <w:rFonts w:ascii="Latha" w:hAnsi="Latha" w:cs="Latha"/>
+                <w:sz w:val="28"/>
+                <w:szCs w:val="28"/>
+                <w:cs/>
+                <w:lang w:bidi="ta-IN"/>
+              </w:rPr>
+              <w:t>ம</w:t>
+            </w:r>
+            <w:r>
+              <w:rPr>
+                <w:rFonts w:ascii="BRH Tamil Tab Extra" w:hAnsi="BRH Tamil Tab Extra" w:cs="Latha"/>
+                <w:b/>
+                <w:sz w:val="32"/>
+                <w:szCs w:val="28"/>
+                <w:lang w:val="it-IT" w:bidi="ta-IN"/>
+              </w:rPr>
+              <w:t>…</w:t>
+            </w:r>
+            <w:r>
+              <w:rPr>
+                <w:rFonts w:ascii="Latha" w:hAnsi="Latha" w:cs="Latha"/>
+                <w:sz w:val="28"/>
+                <w:szCs w:val="28"/>
+                <w:cs/>
+                <w:lang w:bidi="ta-IN"/>
+              </w:rPr>
+              <w:t>ஹி</w:t>
+            </w:r>
+            <w:r>
+              <w:rPr>
+                <w:rFonts w:ascii="BRH Tamil Tab Extra" w:hAnsi="BRH Tamil Tab Extra" w:cs="Latha"/>
+                <w:b/>
+                <w:sz w:val="32"/>
+                <w:szCs w:val="28"/>
+                <w:lang w:val="it-IT" w:bidi="ta-IN"/>
+              </w:rPr>
+              <w:t>…</w:t>
+            </w:r>
+            <w:r>
+              <w:rPr>
+                <w:rFonts w:ascii="Latha" w:hAnsi="Latha" w:cs="Latha"/>
+                <w:sz w:val="28"/>
+                <w:szCs w:val="28"/>
+                <w:cs/>
+                <w:lang w:bidi="ta-IN"/>
+              </w:rPr>
+              <w:t>மான</w:t>
+            </w:r>
+            <w:r>
+              <w:rPr>
+                <w:rFonts w:ascii="BRH Tamil Tab Extra" w:hAnsi="BRH Tamil Tab Extra" w:cs="Latha"/>
+                <w:b/>
+                <w:sz w:val="36"/>
+                <w:szCs w:val="28"/>
+                <w:lang w:val="it-IT" w:bidi="ta-IN"/>
+              </w:rPr>
+              <w:t>†</w:t>
+            </w:r>
+            <w:r>
+              <w:rPr>
+                <w:rFonts w:ascii="Latha" w:hAnsi="Latha" w:cs="Latha"/>
+                <w:sz w:val="28"/>
+                <w:szCs w:val="28"/>
+                <w:cs/>
+                <w:lang w:bidi="ta-IN"/>
+              </w:rPr>
+              <w:t>ங் க</w:t>
+            </w:r>
+            <w:r>
+              <w:rPr>
+                <w:rFonts w:ascii="Latha" w:hAnsi="Latha" w:cs="Latha"/>
+                <w:b/>
+                <w:bCs/>
+                <w:position w:val="-12"/>
+                <w:sz w:val="28"/>
+                <w:szCs w:val="28"/>
+                <w:cs/>
+                <w:lang w:bidi="ta-IN"/>
+              </w:rPr>
+              <w:t>3</w:t>
+            </w:r>
+            <w:r>
+              <w:rPr>
+                <w:rFonts w:ascii="Latha" w:hAnsi="Latha" w:cs="Latha"/>
+                <w:sz w:val="28"/>
+                <w:szCs w:val="28"/>
+                <w:cs/>
+                <w:lang w:bidi="ta-IN"/>
+              </w:rPr>
+              <w:t xml:space="preserve">மேயம் </w:t>
+            </w:r>
+            <w:r>
+              <w:rPr>
+                <w:rFonts w:ascii="Latha" w:hAnsi="Latha" w:cs="Latha"/>
+                <w:sz w:val="28"/>
+                <w:szCs w:val="28"/>
+                <w:lang w:val="it-IT" w:bidi="ta-IN"/>
+              </w:rPr>
+              <w:t>|</w:t>
+            </w:r>
+          </w:p>
+        </w:tc>
+      </w:tr>
+      <w:tr>
+        <w:trPr>
+          <w:trHeight w:val="1375"/>
+        </w:trPr>
+        <w:tc>
+          <w:tcPr>
+            <w:tcW w:w="3857" w:type="dxa"/>
+            <w:tcBorders>
+              <w:top w:val="single" w:sz="4" w:space="0" w:color="000000"/>
+              <w:left w:val="single" w:sz="4" w:space="0" w:color="000000"/>
+              <w:bottom w:val="single" w:sz="4" w:space="0" w:color="000000"/>
+              <w:right w:val="single" w:sz="4" w:space="0" w:color="000000"/>
+            </w:tcBorders>
+          </w:tcPr>
+          <w:p>
+            <w:pPr>
+              <w:widowControl w:val="0"/>
+              <w:tabs>
+                <w:tab w:val="left" w:pos="993"/>
+              </w:tabs>
+              <w:autoSpaceDE w:val="0"/>
+              <w:autoSpaceDN w:val="0"/>
+              <w:adjustRightInd w:val="0"/>
+              <w:spacing w:before="0" w:line="240" w:lineRule="auto"/>
+              <w:rPr>
+                <w:rFonts w:eastAsia="Times New Roman" w:cs="Arial"/>
+                <w:b/>
+                <w:sz w:val="32"/>
+                <w:szCs w:val="32"/>
+                <w:lang w:val="it-IT" w:eastAsia="en-IN" w:bidi="ml-IN"/>
+              </w:rPr>
+            </w:pPr>
+          </w:p>
+        </w:tc>
+        <w:tc>
+          <w:tcPr>
+            <w:tcW w:w="5196" w:type="dxa"/>
+            <w:tcBorders>
+              <w:top w:val="single" w:sz="4" w:space="0" w:color="000000"/>
+              <w:left w:val="single" w:sz="4" w:space="0" w:color="000000"/>
+              <w:bottom w:val="single" w:sz="4" w:space="0" w:color="000000"/>
+              <w:right w:val="single" w:sz="4" w:space="0" w:color="000000"/>
+            </w:tcBorders>
+          </w:tcPr>
+          <w:p>
+            <w:pPr>
+              <w:spacing w:before="0" w:line="240" w:lineRule="auto"/>
+              <w:rPr>
+                <w:rFonts w:ascii="Latha" w:hAnsi="Latha" w:cs="Latha"/>
+                <w:sz w:val="28"/>
+                <w:szCs w:val="28"/>
+                <w:cs/>
+                <w:lang w:bidi="ta-IN"/>
+              </w:rPr>
+            </w:pPr>
+          </w:p>
+        </w:tc>
+        <w:tc>
+          <w:tcPr>
+            <w:tcW w:w="5220" w:type="dxa"/>
+            <w:tcBorders>
+              <w:top w:val="single" w:sz="4" w:space="0" w:color="000000"/>
+              <w:left w:val="single" w:sz="4" w:space="0" w:color="000000"/>
+              <w:bottom w:val="single" w:sz="4" w:space="0" w:color="000000"/>
+              <w:right w:val="single" w:sz="4" w:space="0" w:color="000000"/>
+            </w:tcBorders>
+          </w:tcPr>
+          <w:p>
+            <w:pPr>
+              <w:widowControl w:val="0"/>
+              <w:autoSpaceDE w:val="0"/>
+              <w:autoSpaceDN w:val="0"/>
+              <w:adjustRightInd w:val="0"/>
+              <w:spacing w:before="0" w:line="264" w:lineRule="auto"/>
+              <w:rPr>
+                <w:rFonts w:ascii="Latha" w:hAnsi="Latha" w:cs="Latha"/>
+                <w:sz w:val="28"/>
+                <w:szCs w:val="28"/>
+                <w:cs/>
+                <w:lang w:bidi="ta-IN"/>
+              </w:rPr>
+            </w:pPr>
+          </w:p>
+        </w:tc>
+      </w:tr>
     </w:tbl>
     <w:p>
       <w:pPr>
@@ -2149,6 +2851,7 @@
           <w:szCs w:val="32"/>
           <w:u w:val="single"/>
         </w:rPr>
+        <w:lastRenderedPageBreak/>
         <w:t>===============</w:t>
       </w:r>
     </w:p>
@@ -2219,7 +2922,6 @@
           <w:szCs w:val="32"/>
           <w:u w:val="single"/>
         </w:rPr>
-        <w:lastRenderedPageBreak/>
         <w:t xml:space="preserve">TS Krama Paatam – TS 1.6 Tamil Corrections – Observed till </w:t>
       </w:r>
       <w:r>
@@ -3814,6 +4516,7 @@
                 <w:szCs w:val="32"/>
                 <w:lang w:val="en-IN" w:eastAsia="en-IN" w:bidi="ml-IN"/>
               </w:rPr>
+              <w:lastRenderedPageBreak/>
               <w:t>T.S.1.6.</w:t>
             </w:r>
             <w:r>
@@ -5475,6 +6178,7 @@
                 <w:sz w:val="32"/>
                 <w:szCs w:val="32"/>
               </w:rPr>
+              <w:lastRenderedPageBreak/>
               <w:t>Reference</w:t>
             </w:r>
           </w:p>
@@ -5501,6 +6205,7 @@
                 <w:sz w:val="32"/>
                 <w:szCs w:val="32"/>
               </w:rPr>
+              <w:lastRenderedPageBreak/>
               <w:t>As Printed</w:t>
             </w:r>
           </w:p>
@@ -6997,7 +7702,6 @@
                 <w:szCs w:val="32"/>
                 <w:lang w:val="en-IN" w:eastAsia="en-IN" w:bidi="ml-IN"/>
               </w:rPr>
-              <w:lastRenderedPageBreak/>
               <w:t>T.S.1.6.11.2 - Kramam</w:t>
             </w:r>
           </w:p>
@@ -8491,6 +9195,7 @@
                 <w:sz w:val="28"/>
                 <w:szCs w:val="28"/>
               </w:rPr>
+              <w:lastRenderedPageBreak/>
               <w:t>Reference</w:t>
             </w:r>
           </w:p>
@@ -8517,6 +9222,7 @@
                 <w:sz w:val="28"/>
                 <w:szCs w:val="28"/>
               </w:rPr>
+              <w:lastRenderedPageBreak/>
               <w:t>As Printed</w:t>
             </w:r>
           </w:p>
@@ -9649,7 +10355,6 @@
                 <w:sz w:val="28"/>
                 <w:szCs w:val="28"/>
               </w:rPr>
-              <w:lastRenderedPageBreak/>
               <w:t xml:space="preserve">TS 1.6.2.3 </w:t>
             </w:r>
           </w:p>
@@ -11583,6 +12288,7 @@
                 <w:szCs w:val="28"/>
                 <w:lang w:val="en-IN" w:eastAsia="en-IN" w:bidi="ml-IN"/>
               </w:rPr>
+              <w:lastRenderedPageBreak/>
               <w:t>T.S.1.6.9.3 - Kramam</w:t>
             </w:r>
           </w:p>
@@ -12382,7 +13088,6 @@
                 <w:sz w:val="28"/>
                 <w:szCs w:val="28"/>
               </w:rPr>
-              <w:lastRenderedPageBreak/>
               <w:t>TS 1.6.</w:t>
             </w:r>
             <w:r>

--- a/TS-Kramam/TS-1.6/TS 1.6 Tamil Krama Paatam Corrections.docx
+++ b/TS-Kramam/TS-1.6/TS 1.6 Tamil Krama Paatam Corrections.docx
@@ -31,7 +31,27 @@
           <w:szCs w:val="32"/>
           <w:u w:val="single"/>
         </w:rPr>
-        <w:t>31st Jan 2026</w:t>
+        <w:t xml:space="preserve">31st </w:t>
+      </w:r>
+      <w:r>
+        <w:rPr>
+          <w:b/>
+          <w:bCs/>
+          <w:sz w:val="32"/>
+          <w:szCs w:val="32"/>
+          <w:u w:val="single"/>
+        </w:rPr>
+        <w:t>May</w:t>
+      </w:r>
+      <w:r>
+        <w:rPr>
+          <w:b/>
+          <w:bCs/>
+          <w:sz w:val="32"/>
+          <w:szCs w:val="32"/>
+          <w:u w:val="single"/>
+        </w:rPr>
+        <w:t xml:space="preserve"> 2026</w:t>
       </w:r>
     </w:p>
     <w:p>
@@ -2746,91 +2766,6 @@
           </w:p>
         </w:tc>
       </w:tr>
-      <w:tr>
-        <w:trPr>
-          <w:trHeight w:val="1375"/>
-        </w:trPr>
-        <w:tc>
-          <w:tcPr>
-            <w:tcW w:w="3857" w:type="dxa"/>
-            <w:tcBorders>
-              <w:top w:val="single" w:sz="4" w:space="0" w:color="000000"/>
-              <w:left w:val="single" w:sz="4" w:space="0" w:color="000000"/>
-              <w:bottom w:val="single" w:sz="4" w:space="0" w:color="000000"/>
-              <w:right w:val="single" w:sz="4" w:space="0" w:color="000000"/>
-            </w:tcBorders>
-          </w:tcPr>
-          <w:p>
-            <w:pPr>
-              <w:widowControl w:val="0"/>
-              <w:tabs>
-                <w:tab w:val="left" w:pos="993"/>
-              </w:tabs>
-              <w:autoSpaceDE w:val="0"/>
-              <w:autoSpaceDN w:val="0"/>
-              <w:adjustRightInd w:val="0"/>
-              <w:spacing w:before="0" w:line="240" w:lineRule="auto"/>
-              <w:rPr>
-                <w:rFonts w:eastAsia="Times New Roman" w:cs="Arial"/>
-                <w:b/>
-                <w:sz w:val="32"/>
-                <w:szCs w:val="32"/>
-                <w:lang w:val="it-IT" w:eastAsia="en-IN" w:bidi="ml-IN"/>
-              </w:rPr>
-            </w:pPr>
-          </w:p>
-        </w:tc>
-        <w:tc>
-          <w:tcPr>
-            <w:tcW w:w="5196" w:type="dxa"/>
-            <w:tcBorders>
-              <w:top w:val="single" w:sz="4" w:space="0" w:color="000000"/>
-              <w:left w:val="single" w:sz="4" w:space="0" w:color="000000"/>
-              <w:bottom w:val="single" w:sz="4" w:space="0" w:color="000000"/>
-              <w:right w:val="single" w:sz="4" w:space="0" w:color="000000"/>
-            </w:tcBorders>
-          </w:tcPr>
-          <w:p>
-            <w:pPr>
-              <w:spacing w:before="0" w:line="240" w:lineRule="auto"/>
-              <w:rPr>
-                <w:rFonts w:ascii="Latha" w:hAnsi="Latha" w:cs="Latha"/>
-                <w:sz w:val="28"/>
-                <w:szCs w:val="28"/>
-                <w:cs/>
-                <w:lang w:bidi="ta-IN"/>
-              </w:rPr>
-            </w:pPr>
-          </w:p>
-        </w:tc>
-        <w:tc>
-          <w:tcPr>
-            <w:tcW w:w="5220" w:type="dxa"/>
-            <w:tcBorders>
-              <w:top w:val="single" w:sz="4" w:space="0" w:color="000000"/>
-              <w:left w:val="single" w:sz="4" w:space="0" w:color="000000"/>
-              <w:bottom w:val="single" w:sz="4" w:space="0" w:color="000000"/>
-              <w:right w:val="single" w:sz="4" w:space="0" w:color="000000"/>
-            </w:tcBorders>
-          </w:tcPr>
-          <w:p>
-            <w:pPr>
-              <w:widowControl w:val="0"/>
-              <w:autoSpaceDE w:val="0"/>
-              <w:autoSpaceDN w:val="0"/>
-              <w:adjustRightInd w:val="0"/>
-              <w:spacing w:before="0" w:line="264" w:lineRule="auto"/>
-              <w:rPr>
-                <w:rFonts w:ascii="Latha" w:hAnsi="Latha" w:cs="Latha"/>
-                <w:sz w:val="28"/>
-                <w:szCs w:val="28"/>
-                <w:cs/>
-                <w:lang w:bidi="ta-IN"/>
-              </w:rPr>
-            </w:pPr>
-          </w:p>
-        </w:tc>
-      </w:tr>
     </w:tbl>
     <w:p>
       <w:pPr>
@@ -2851,33 +2786,8 @@
           <w:szCs w:val="32"/>
           <w:u w:val="single"/>
         </w:rPr>
-        <w:lastRenderedPageBreak/>
         <w:t>===============</w:t>
       </w:r>
-    </w:p>
-    <w:p>
-      <w:pPr>
-        <w:jc w:val="center"/>
-        <w:rPr>
-          <w:b/>
-          <w:bCs/>
-          <w:sz w:val="32"/>
-          <w:szCs w:val="32"/>
-          <w:u w:val="single"/>
-        </w:rPr>
-      </w:pPr>
-    </w:p>
-    <w:p>
-      <w:pPr>
-        <w:jc w:val="center"/>
-        <w:rPr>
-          <w:b/>
-          <w:bCs/>
-          <w:sz w:val="32"/>
-          <w:szCs w:val="32"/>
-          <w:u w:val="single"/>
-        </w:rPr>
-      </w:pPr>
     </w:p>
     <w:p>
       <w:pPr>
@@ -2922,6 +2832,7 @@
           <w:szCs w:val="32"/>
           <w:u w:val="single"/>
         </w:rPr>
+        <w:lastRenderedPageBreak/>
         <w:t xml:space="preserve">TS Krama Paatam – TS 1.6 Tamil Corrections – Observed till </w:t>
       </w:r>
       <w:r>
@@ -4516,7 +4427,6 @@
                 <w:szCs w:val="32"/>
                 <w:lang w:val="en-IN" w:eastAsia="en-IN" w:bidi="ml-IN"/>
               </w:rPr>
-              <w:lastRenderedPageBreak/>
               <w:t>T.S.1.6.</w:t>
             </w:r>
             <w:r>
@@ -5287,7 +5197,7 @@
       </w:tr>
       <w:tr>
         <w:trPr>
-          <w:trHeight w:val="1157"/>
+          <w:trHeight w:val="1321"/>
         </w:trPr>
         <w:tc>
           <w:tcPr>
@@ -5910,114 +5820,6 @@
           <w:u w:val="single"/>
         </w:rPr>
       </w:pPr>
-    </w:p>
-    <w:p>
-      <w:pPr>
-        <w:jc w:val="center"/>
-        <w:rPr>
-          <w:b/>
-          <w:bCs/>
-          <w:sz w:val="32"/>
-          <w:szCs w:val="32"/>
-          <w:u w:val="single"/>
-        </w:rPr>
-      </w:pPr>
-    </w:p>
-    <w:p>
-      <w:pPr>
-        <w:jc w:val="center"/>
-        <w:rPr>
-          <w:b/>
-          <w:bCs/>
-          <w:sz w:val="32"/>
-          <w:szCs w:val="32"/>
-          <w:u w:val="single"/>
-        </w:rPr>
-      </w:pPr>
-    </w:p>
-    <w:p>
-      <w:pPr>
-        <w:jc w:val="center"/>
-        <w:rPr>
-          <w:b/>
-          <w:bCs/>
-          <w:sz w:val="32"/>
-          <w:szCs w:val="32"/>
-          <w:u w:val="single"/>
-        </w:rPr>
-      </w:pPr>
-    </w:p>
-    <w:p>
-      <w:pPr>
-        <w:jc w:val="center"/>
-        <w:rPr>
-          <w:b/>
-          <w:bCs/>
-          <w:sz w:val="32"/>
-          <w:szCs w:val="32"/>
-          <w:u w:val="single"/>
-        </w:rPr>
-      </w:pPr>
-    </w:p>
-    <w:p>
-      <w:pPr>
-        <w:jc w:val="center"/>
-        <w:rPr>
-          <w:b/>
-          <w:bCs/>
-          <w:sz w:val="32"/>
-          <w:szCs w:val="32"/>
-          <w:u w:val="single"/>
-        </w:rPr>
-      </w:pPr>
-    </w:p>
-    <w:p>
-      <w:pPr>
-        <w:jc w:val="center"/>
-        <w:rPr>
-          <w:b/>
-          <w:bCs/>
-          <w:sz w:val="32"/>
-          <w:szCs w:val="32"/>
-          <w:u w:val="single"/>
-        </w:rPr>
-      </w:pPr>
-    </w:p>
-    <w:p>
-      <w:pPr>
-        <w:jc w:val="center"/>
-        <w:rPr>
-          <w:b/>
-          <w:bCs/>
-          <w:sz w:val="32"/>
-          <w:szCs w:val="32"/>
-          <w:u w:val="single"/>
-        </w:rPr>
-      </w:pPr>
-    </w:p>
-    <w:p>
-      <w:pPr>
-        <w:jc w:val="center"/>
-        <w:rPr>
-          <w:b/>
-          <w:bCs/>
-          <w:sz w:val="32"/>
-          <w:szCs w:val="32"/>
-          <w:u w:val="single"/>
-        </w:rPr>
-      </w:pPr>
-    </w:p>
-    <w:p>
-      <w:pPr>
-        <w:jc w:val="center"/>
-        <w:rPr>
-          <w:b/>
-          <w:bCs/>
-          <w:sz w:val="32"/>
-          <w:szCs w:val="32"/>
-          <w:u w:val="single"/>
-        </w:rPr>
-      </w:pPr>
       <w:r>
         <w:rPr>
           <w:b/>
@@ -6026,6 +5828,7 @@
           <w:szCs w:val="32"/>
           <w:u w:val="single"/>
         </w:rPr>
+        <w:lastRenderedPageBreak/>
         <w:t xml:space="preserve">TS </w:t>
       </w:r>
       <w:r>
@@ -6178,7 +5981,6 @@
                 <w:sz w:val="32"/>
                 <w:szCs w:val="32"/>
               </w:rPr>
-              <w:lastRenderedPageBreak/>
               <w:t>Reference</w:t>
             </w:r>
           </w:p>
@@ -6205,7 +6007,6 @@
                 <w:sz w:val="32"/>
                 <w:szCs w:val="32"/>
               </w:rPr>
-              <w:lastRenderedPageBreak/>
               <w:t>As Printed</w:t>
             </w:r>
           </w:p>
@@ -9003,6 +8804,7 @@
           <w:szCs w:val="32"/>
           <w:u w:val="single"/>
         </w:rPr>
+        <w:lastRenderedPageBreak/>
         <w:t xml:space="preserve">TS </w:t>
       </w:r>
       <w:r>
@@ -9195,7 +8997,6 @@
                 <w:sz w:val="28"/>
                 <w:szCs w:val="28"/>
               </w:rPr>
-              <w:lastRenderedPageBreak/>
               <w:t>Reference</w:t>
             </w:r>
           </w:p>
@@ -9222,7 +9023,6 @@
                 <w:sz w:val="28"/>
                 <w:szCs w:val="28"/>
               </w:rPr>
-              <w:lastRenderedPageBreak/>
               <w:t>As Printed</w:t>
             </w:r>
           </w:p>
@@ -11852,6 +11652,7 @@
                 <w:szCs w:val="28"/>
                 <w:lang w:val="en-IN" w:eastAsia="en-IN" w:bidi="ml-IN"/>
               </w:rPr>
+              <w:lastRenderedPageBreak/>
               <w:t>T.S.1.6.7.1 - Kramam</w:t>
             </w:r>
           </w:p>
@@ -12288,7 +12089,6 @@
                 <w:szCs w:val="28"/>
                 <w:lang w:val="en-IN" w:eastAsia="en-IN" w:bidi="ml-IN"/>
               </w:rPr>
-              <w:lastRenderedPageBreak/>
               <w:t>T.S.1.6.9.3 - Kramam</w:t>
             </w:r>
           </w:p>
@@ -13536,8 +13336,20 @@
           <w:szCs w:val="32"/>
           <w:u w:val="single"/>
         </w:rPr>
-        <w:br w:type="page"/>
+        <w:t>==========</w:t>
       </w:r>
+    </w:p>
+    <w:p>
+      <w:pPr>
+        <w:jc w:val="center"/>
+        <w:rPr>
+          <w:b/>
+          <w:bCs/>
+          <w:sz w:val="32"/>
+          <w:szCs w:val="32"/>
+          <w:u w:val="single"/>
+        </w:rPr>
+      </w:pPr>
       <w:r>
         <w:rPr>
           <w:b/>
@@ -13546,7 +13358,6 @@
           <w:szCs w:val="32"/>
           <w:u w:val="single"/>
         </w:rPr>
-        <w:lastRenderedPageBreak/>
         <w:t xml:space="preserve">TS </w:t>
       </w:r>
       <w:r>
@@ -14201,7 +14012,18 @@
                 <w:cs/>
                 <w:lang w:bidi="ta-IN"/>
               </w:rPr>
-              <w:t>ஆ வ்</w:t>
+              <w:t xml:space="preserve">ஆ </w:t>
+            </w:r>
+            <w:r>
+              <w:rPr>
+                <w:rFonts w:ascii="Latha" w:hAnsi="Latha" w:cs="Latha"/>
+                <w:sz w:val="28"/>
+                <w:szCs w:val="28"/>
+                <w:cs/>
+                <w:lang w:bidi="ta-IN"/>
+              </w:rPr>
+              <w:lastRenderedPageBreak/>
+              <w:t>வ்</w:t>
             </w:r>
             <w:r>
               <w:rPr>
@@ -14328,6 +14150,7 @@
                 <w:szCs w:val="32"/>
                 <w:lang w:bidi="ml-IN"/>
               </w:rPr>
+              <w:lastRenderedPageBreak/>
               <w:t xml:space="preserve">T.S.1.6.11.7 </w:t>
             </w:r>
             <w:r>
@@ -14900,6 +14723,28 @@
         </w:tc>
       </w:tr>
     </w:tbl>
+    <w:p>
+      <w:pPr>
+        <w:jc w:val="center"/>
+        <w:rPr>
+          <w:b/>
+          <w:bCs/>
+          <w:sz w:val="32"/>
+          <w:szCs w:val="32"/>
+          <w:u w:val="single"/>
+        </w:rPr>
+      </w:pPr>
+      <w:r>
+        <w:rPr>
+          <w:b/>
+          <w:bCs/>
+          <w:sz w:val="32"/>
+          <w:szCs w:val="32"/>
+          <w:u w:val="single"/>
+        </w:rPr>
+        <w:t>==========</w:t>
+      </w:r>
+    </w:p>
     <w:p/>
     <w:sectPr>
       <w:headerReference w:type="even" r:id="rId7"/>

--- a/TS-Kramam/TS-1.6/TS 1.6 Tamil Krama Paatam Corrections.docx
+++ b/TS-Kramam/TS-1.6/TS 1.6 Tamil Krama Paatam Corrections.docx
@@ -1461,6 +1461,629 @@
       </w:tr>
       <w:tr>
         <w:trPr>
+          <w:trHeight w:val="1609"/>
+        </w:trPr>
+        <w:tc>
+          <w:tcPr>
+            <w:tcW w:w="3857" w:type="dxa"/>
+            <w:tcBorders>
+              <w:top w:val="single" w:sz="4" w:space="0" w:color="000000"/>
+              <w:left w:val="single" w:sz="4" w:space="0" w:color="000000"/>
+              <w:bottom w:val="single" w:sz="4" w:space="0" w:color="000000"/>
+              <w:right w:val="single" w:sz="4" w:space="0" w:color="000000"/>
+            </w:tcBorders>
+          </w:tcPr>
+          <w:p>
+            <w:pPr>
+              <w:widowControl w:val="0"/>
+              <w:tabs>
+                <w:tab w:val="left" w:pos="993"/>
+              </w:tabs>
+              <w:autoSpaceDE w:val="0"/>
+              <w:autoSpaceDN w:val="0"/>
+              <w:adjustRightInd w:val="0"/>
+              <w:spacing w:before="0" w:line="240" w:lineRule="auto"/>
+              <w:rPr>
+                <w:rFonts w:eastAsia="Times New Roman" w:cs="Arial"/>
+                <w:b/>
+                <w:sz w:val="32"/>
+                <w:szCs w:val="32"/>
+                <w:lang w:val="en-IN" w:eastAsia="en-IN" w:bidi="ml-IN"/>
+              </w:rPr>
+            </w:pPr>
+            <w:r>
+              <w:rPr>
+                <w:rFonts w:eastAsia="Times New Roman" w:cs="Arial"/>
+                <w:b/>
+                <w:sz w:val="32"/>
+                <w:szCs w:val="32"/>
+                <w:lang w:val="en-IN" w:eastAsia="en-IN" w:bidi="ml-IN"/>
+              </w:rPr>
+              <w:t>T.S.1.6.</w:t>
+            </w:r>
+            <w:r>
+              <w:rPr>
+                <w:rFonts w:eastAsia="Times New Roman" w:cs="Arial"/>
+                <w:b/>
+                <w:sz w:val="32"/>
+                <w:szCs w:val="32"/>
+                <w:lang w:val="en-IN" w:eastAsia="en-IN" w:bidi="ml-IN"/>
+              </w:rPr>
+              <w:t xml:space="preserve">11.7 </w:t>
+            </w:r>
+            <w:r>
+              <w:rPr>
+                <w:rFonts w:eastAsia="Times New Roman" w:cs="Arial"/>
+                <w:b/>
+                <w:sz w:val="32"/>
+                <w:szCs w:val="32"/>
+                <w:lang w:val="en-IN" w:eastAsia="en-IN" w:bidi="ml-IN"/>
+              </w:rPr>
+              <w:t>- Kramam</w:t>
+            </w:r>
+          </w:p>
+          <w:p>
+            <w:pPr>
+              <w:widowControl w:val="0"/>
+              <w:autoSpaceDE w:val="0"/>
+              <w:autoSpaceDN w:val="0"/>
+              <w:adjustRightInd w:val="0"/>
+              <w:spacing w:before="0" w:line="240" w:lineRule="auto"/>
+              <w:rPr>
+                <w:rFonts w:cs="Arial"/>
+                <w:b/>
+                <w:bCs/>
+                <w:sz w:val="28"/>
+                <w:szCs w:val="36"/>
+                <w:lang w:bidi="ml-IN"/>
+              </w:rPr>
+            </w:pPr>
+            <w:r>
+              <w:rPr>
+                <w:rFonts w:cs="Arial"/>
+                <w:b/>
+                <w:bCs/>
+                <w:sz w:val="28"/>
+                <w:szCs w:val="36"/>
+                <w:lang w:bidi="ml-IN"/>
+              </w:rPr>
+              <w:t xml:space="preserve">Krama Vaakyam No. </w:t>
+            </w:r>
+            <w:r>
+              <w:rPr>
+                <w:rFonts w:cs="Arial"/>
+                <w:b/>
+                <w:bCs/>
+                <w:sz w:val="28"/>
+                <w:szCs w:val="36"/>
+                <w:lang w:bidi="ml-IN"/>
+              </w:rPr>
+              <w:t>16</w:t>
+            </w:r>
+          </w:p>
+          <w:p>
+            <w:pPr>
+              <w:widowControl w:val="0"/>
+              <w:tabs>
+                <w:tab w:val="left" w:pos="993"/>
+              </w:tabs>
+              <w:autoSpaceDE w:val="0"/>
+              <w:autoSpaceDN w:val="0"/>
+              <w:adjustRightInd w:val="0"/>
+              <w:spacing w:before="0" w:line="240" w:lineRule="auto"/>
+              <w:rPr>
+                <w:rFonts w:eastAsia="Times New Roman" w:cs="Arial"/>
+                <w:b/>
+                <w:sz w:val="32"/>
+                <w:szCs w:val="32"/>
+                <w:lang w:val="en-IN" w:eastAsia="en-IN" w:bidi="ml-IN"/>
+              </w:rPr>
+            </w:pPr>
+            <w:r>
+              <w:rPr>
+                <w:rFonts w:cs="Arial"/>
+                <w:b/>
+                <w:bCs/>
+                <w:sz w:val="28"/>
+                <w:szCs w:val="36"/>
+                <w:lang w:bidi="ml-IN"/>
+              </w:rPr>
+              <w:t xml:space="preserve">Panchaati No. </w:t>
+            </w:r>
+            <w:r>
+              <w:rPr>
+                <w:rFonts w:cs="Arial"/>
+                <w:b/>
+                <w:bCs/>
+                <w:sz w:val="28"/>
+                <w:szCs w:val="36"/>
+                <w:lang w:bidi="ml-IN"/>
+              </w:rPr>
+              <w:t>45</w:t>
+            </w:r>
+          </w:p>
+        </w:tc>
+        <w:tc>
+          <w:tcPr>
+            <w:tcW w:w="5196" w:type="dxa"/>
+            <w:tcBorders>
+              <w:top w:val="single" w:sz="4" w:space="0" w:color="000000"/>
+              <w:left w:val="single" w:sz="4" w:space="0" w:color="000000"/>
+              <w:bottom w:val="single" w:sz="4" w:space="0" w:color="000000"/>
+              <w:right w:val="single" w:sz="4" w:space="0" w:color="000000"/>
+            </w:tcBorders>
+          </w:tcPr>
+          <w:p>
+            <w:pPr>
+              <w:widowControl w:val="0"/>
+              <w:autoSpaceDE w:val="0"/>
+              <w:autoSpaceDN w:val="0"/>
+              <w:adjustRightInd w:val="0"/>
+              <w:spacing w:line="252" w:lineRule="auto"/>
+              <w:rPr>
+                <w:rFonts w:ascii="Latha" w:hAnsi="Latha" w:cs="Latha"/>
+                <w:sz w:val="28"/>
+                <w:szCs w:val="28"/>
+                <w:cs/>
+                <w:lang w:bidi="ta-IN"/>
+              </w:rPr>
+            </w:pPr>
+            <w:r>
+              <w:rPr>
+                <w:rFonts w:ascii="Latha" w:hAnsi="Latha" w:cs="Latha"/>
+                <w:sz w:val="28"/>
+                <w:szCs w:val="28"/>
+                <w:cs/>
+                <w:lang w:bidi="ta-IN"/>
+              </w:rPr>
+              <w:t>ஜே</w:t>
+            </w:r>
+            <w:r>
+              <w:rPr>
+                <w:rFonts w:ascii="BRH Tamil Tab Extra" w:hAnsi="BRH Tamil Tab Extra" w:cs="Latha"/>
+                <w:b/>
+                <w:sz w:val="32"/>
+                <w:szCs w:val="28"/>
+                <w:lang w:val="it-IT" w:bidi="ta-IN"/>
+              </w:rPr>
+              <w:t>…</w:t>
+            </w:r>
+            <w:r>
+              <w:rPr>
+                <w:rFonts w:ascii="Latha" w:hAnsi="Latha" w:cs="Latha"/>
+                <w:sz w:val="28"/>
+                <w:szCs w:val="28"/>
+                <w:cs/>
+                <w:lang w:bidi="ta-IN"/>
+              </w:rPr>
+              <w:t>மான</w:t>
+            </w:r>
+            <w:r>
+              <w:rPr>
+                <w:rFonts w:ascii="BRH Tamil Tab Extra" w:hAnsi="BRH Tamil Tab Extra" w:cs="Latha"/>
+                <w:b/>
+                <w:sz w:val="36"/>
+                <w:szCs w:val="28"/>
+                <w:lang w:val="it-IT" w:bidi="ta-IN"/>
+              </w:rPr>
+              <w:t>†</w:t>
+            </w:r>
+            <w:r>
+              <w:rPr>
+                <w:rFonts w:ascii="Latha" w:hAnsi="Latha" w:cs="Latha"/>
+                <w:sz w:val="28"/>
+                <w:szCs w:val="28"/>
+                <w:cs/>
+                <w:lang w:bidi="ta-IN"/>
+              </w:rPr>
+              <w:t>ம் மஹி</w:t>
+            </w:r>
+            <w:r>
+              <w:rPr>
+                <w:rFonts w:ascii="BRH Tamil Tab Extra" w:hAnsi="BRH Tamil Tab Extra" w:cs="Latha"/>
+                <w:b/>
+                <w:sz w:val="32"/>
+                <w:szCs w:val="28"/>
+                <w:lang w:val="it-IT" w:bidi="ta-IN"/>
+              </w:rPr>
+              <w:t>…</w:t>
+            </w:r>
+            <w:r>
+              <w:rPr>
+                <w:rFonts w:ascii="Latha" w:hAnsi="Latha" w:cs="Latha"/>
+                <w:sz w:val="28"/>
+                <w:szCs w:val="28"/>
+                <w:cs/>
+                <w:lang w:bidi="ta-IN"/>
+              </w:rPr>
+              <w:t>மா</w:t>
+            </w:r>
+            <w:r>
+              <w:rPr>
+                <w:rFonts w:ascii="Latha" w:hAnsi="Latha" w:cs="Latha"/>
+                <w:sz w:val="28"/>
+                <w:szCs w:val="28"/>
+                <w:highlight w:val="yellow"/>
+                <w:cs/>
+                <w:lang w:bidi="ta-IN"/>
+              </w:rPr>
+              <w:t>ன</w:t>
+            </w:r>
+            <w:r>
+              <w:rPr>
+                <w:rFonts w:ascii="BRH Tamil Tab Extra" w:hAnsi="BRH Tamil Tab Extra" w:cs="Latha"/>
+                <w:b/>
+                <w:sz w:val="36"/>
+                <w:szCs w:val="28"/>
+                <w:lang w:val="it-IT" w:bidi="ta-IN"/>
+              </w:rPr>
+              <w:t>†</w:t>
+            </w:r>
+            <w:r>
+              <w:rPr>
+                <w:rFonts w:ascii="Latha" w:hAnsi="Latha" w:cs="Latha"/>
+                <w:sz w:val="28"/>
+                <w:szCs w:val="28"/>
+                <w:cs/>
+                <w:lang w:bidi="ta-IN"/>
+              </w:rPr>
+              <w:t xml:space="preserve">ம் </w:t>
+            </w:r>
+            <w:r>
+              <w:rPr>
+                <w:rFonts w:ascii="Latha" w:hAnsi="Latha" w:cs="Latha"/>
+                <w:sz w:val="28"/>
+                <w:szCs w:val="28"/>
+                <w:lang w:val="it-IT" w:bidi="ta-IN"/>
+              </w:rPr>
+              <w:t xml:space="preserve">| </w:t>
+            </w:r>
+            <w:r>
+              <w:rPr>
+                <w:rFonts w:ascii="Latha" w:hAnsi="Latha" w:cs="Latha"/>
+                <w:sz w:val="28"/>
+                <w:szCs w:val="28"/>
+                <w:cs/>
+                <w:lang w:bidi="ta-IN"/>
+              </w:rPr>
+              <w:t>ம</w:t>
+            </w:r>
+            <w:r>
+              <w:rPr>
+                <w:rFonts w:ascii="BRH Tamil Tab Extra" w:hAnsi="BRH Tamil Tab Extra" w:cs="Latha"/>
+                <w:b/>
+                <w:sz w:val="32"/>
+                <w:szCs w:val="28"/>
+                <w:lang w:val="it-IT" w:bidi="ta-IN"/>
+              </w:rPr>
+              <w:t>…</w:t>
+            </w:r>
+            <w:r>
+              <w:rPr>
+                <w:rFonts w:ascii="Latha" w:hAnsi="Latha" w:cs="Latha"/>
+                <w:sz w:val="28"/>
+                <w:szCs w:val="28"/>
+                <w:cs/>
+                <w:lang w:bidi="ta-IN"/>
+              </w:rPr>
+              <w:t>ஹி</w:t>
+            </w:r>
+            <w:r>
+              <w:rPr>
+                <w:rFonts w:ascii="BRH Tamil Tab Extra" w:hAnsi="BRH Tamil Tab Extra" w:cs="Latha"/>
+                <w:b/>
+                <w:sz w:val="32"/>
+                <w:szCs w:val="28"/>
+                <w:lang w:val="it-IT" w:bidi="ta-IN"/>
+              </w:rPr>
+              <w:t>…</w:t>
+            </w:r>
+            <w:r>
+              <w:rPr>
+                <w:rFonts w:ascii="Latha" w:hAnsi="Latha" w:cs="Latha"/>
+                <w:sz w:val="28"/>
+                <w:szCs w:val="28"/>
+                <w:cs/>
+                <w:lang w:bidi="ta-IN"/>
+              </w:rPr>
+              <w:t>மான</w:t>
+            </w:r>
+            <w:r>
+              <w:rPr>
+                <w:rFonts w:ascii="BRH Tamil Tab Extra" w:hAnsi="BRH Tamil Tab Extra" w:cs="Latha"/>
+                <w:b/>
+                <w:sz w:val="36"/>
+                <w:szCs w:val="28"/>
+                <w:lang w:val="it-IT" w:bidi="ta-IN"/>
+              </w:rPr>
+              <w:t>†</w:t>
+            </w:r>
+            <w:r>
+              <w:rPr>
+                <w:rFonts w:ascii="Latha" w:hAnsi="Latha" w:cs="Latha"/>
+                <w:sz w:val="28"/>
+                <w:szCs w:val="28"/>
+                <w:cs/>
+                <w:lang w:bidi="ta-IN"/>
+              </w:rPr>
+              <w:t>ங் க</w:t>
+            </w:r>
+            <w:r>
+              <w:rPr>
+                <w:rFonts w:ascii="Latha" w:hAnsi="Latha" w:cs="Latha"/>
+                <w:b/>
+                <w:bCs/>
+                <w:position w:val="-12"/>
+                <w:sz w:val="28"/>
+                <w:szCs w:val="28"/>
+                <w:cs/>
+                <w:lang w:bidi="ta-IN"/>
+              </w:rPr>
+              <w:t>3</w:t>
+            </w:r>
+            <w:r>
+              <w:rPr>
+                <w:rFonts w:ascii="Latha" w:hAnsi="Latha" w:cs="Latha"/>
+                <w:sz w:val="28"/>
+                <w:szCs w:val="28"/>
+                <w:cs/>
+                <w:lang w:bidi="ta-IN"/>
+              </w:rPr>
+              <w:t xml:space="preserve">மேயம் </w:t>
+            </w:r>
+            <w:r>
+              <w:rPr>
+                <w:rFonts w:ascii="Latha" w:hAnsi="Latha" w:cs="Latha"/>
+                <w:sz w:val="28"/>
+                <w:szCs w:val="28"/>
+                <w:lang w:val="it-IT" w:bidi="ta-IN"/>
+              </w:rPr>
+              <w:t>|</w:t>
+            </w:r>
+          </w:p>
+        </w:tc>
+        <w:tc>
+          <w:tcPr>
+            <w:tcW w:w="5220" w:type="dxa"/>
+            <w:tcBorders>
+              <w:top w:val="single" w:sz="4" w:space="0" w:color="000000"/>
+              <w:left w:val="single" w:sz="4" w:space="0" w:color="000000"/>
+              <w:bottom w:val="single" w:sz="4" w:space="0" w:color="000000"/>
+              <w:right w:val="single" w:sz="4" w:space="0" w:color="000000"/>
+            </w:tcBorders>
+          </w:tcPr>
+          <w:p>
+            <w:pPr>
+              <w:widowControl w:val="0"/>
+              <w:autoSpaceDE w:val="0"/>
+              <w:autoSpaceDN w:val="0"/>
+              <w:adjustRightInd w:val="0"/>
+              <w:spacing w:line="252" w:lineRule="auto"/>
+              <w:rPr>
+                <w:rFonts w:ascii="Latha" w:hAnsi="Latha" w:cs="Latha"/>
+                <w:sz w:val="28"/>
+                <w:szCs w:val="28"/>
+                <w:cs/>
+                <w:lang w:bidi="ta-IN"/>
+              </w:rPr>
+            </w:pPr>
+            <w:r>
+              <w:rPr>
+                <w:rFonts w:ascii="Latha" w:hAnsi="Latha" w:cs="Latha"/>
+                <w:sz w:val="28"/>
+                <w:szCs w:val="28"/>
+                <w:cs/>
+                <w:lang w:bidi="ta-IN"/>
+              </w:rPr>
+              <w:t>ஜே</w:t>
+            </w:r>
+            <w:r>
+              <w:rPr>
+                <w:rFonts w:ascii="BRH Tamil Tab Extra" w:hAnsi="BRH Tamil Tab Extra" w:cs="Latha"/>
+                <w:b/>
+                <w:sz w:val="32"/>
+                <w:szCs w:val="28"/>
+                <w:lang w:val="it-IT" w:bidi="ta-IN"/>
+              </w:rPr>
+              <w:t>…</w:t>
+            </w:r>
+            <w:r>
+              <w:rPr>
+                <w:rFonts w:ascii="Latha" w:hAnsi="Latha" w:cs="Latha"/>
+                <w:sz w:val="28"/>
+                <w:szCs w:val="28"/>
+                <w:cs/>
+                <w:lang w:bidi="ta-IN"/>
+              </w:rPr>
+              <w:t>மான</w:t>
+            </w:r>
+            <w:r>
+              <w:rPr>
+                <w:rFonts w:ascii="BRH Tamil Tab Extra" w:hAnsi="BRH Tamil Tab Extra" w:cs="Latha"/>
+                <w:b/>
+                <w:sz w:val="36"/>
+                <w:szCs w:val="28"/>
+                <w:lang w:val="it-IT" w:bidi="ta-IN"/>
+              </w:rPr>
+              <w:t>†</w:t>
+            </w:r>
+            <w:r>
+              <w:rPr>
+                <w:rFonts w:ascii="Latha" w:hAnsi="Latha" w:cs="Latha"/>
+                <w:sz w:val="28"/>
+                <w:szCs w:val="28"/>
+                <w:cs/>
+                <w:lang w:bidi="ta-IN"/>
+              </w:rPr>
+              <w:t>ம் மஹி</w:t>
+            </w:r>
+            <w:r>
+              <w:rPr>
+                <w:rFonts w:ascii="BRH Tamil Tab Extra" w:hAnsi="BRH Tamil Tab Extra" w:cs="Latha"/>
+                <w:b/>
+                <w:sz w:val="32"/>
+                <w:szCs w:val="28"/>
+                <w:lang w:val="it-IT" w:bidi="ta-IN"/>
+              </w:rPr>
+              <w:t>…</w:t>
+            </w:r>
+            <w:r>
+              <w:rPr>
+                <w:rFonts w:ascii="Latha" w:hAnsi="Latha" w:cs="Latha"/>
+                <w:sz w:val="28"/>
+                <w:szCs w:val="28"/>
+                <w:cs/>
+                <w:lang w:bidi="ta-IN"/>
+              </w:rPr>
+              <w:t>மா</w:t>
+            </w:r>
+            <w:r>
+              <w:rPr>
+                <w:rFonts w:ascii="Latha" w:hAnsi="Latha" w:cs="Latha"/>
+                <w:sz w:val="28"/>
+                <w:szCs w:val="28"/>
+                <w:highlight w:val="green"/>
+                <w:cs/>
+                <w:lang w:bidi="ta-IN"/>
+              </w:rPr>
+              <w:t>ன</w:t>
+            </w:r>
+            <w:r>
+              <w:rPr>
+                <w:rFonts w:ascii="BRH Tamil Tab Extra" w:hAnsi="BRH Tamil Tab Extra" w:cs="Latha"/>
+                <w:b/>
+                <w:sz w:val="36"/>
+                <w:szCs w:val="28"/>
+                <w:lang w:val="it-IT" w:bidi="ta-IN"/>
+              </w:rPr>
+              <w:t>‡</w:t>
+            </w:r>
+            <w:r>
+              <w:rPr>
+                <w:rFonts w:ascii="Latha" w:hAnsi="Latha" w:cs="Latha"/>
+                <w:sz w:val="28"/>
+                <w:szCs w:val="28"/>
+                <w:cs/>
+                <w:lang w:bidi="ta-IN"/>
+              </w:rPr>
+              <w:t xml:space="preserve">ம் </w:t>
+            </w:r>
+            <w:r>
+              <w:rPr>
+                <w:rFonts w:ascii="Latha" w:hAnsi="Latha" w:cs="Latha"/>
+                <w:sz w:val="28"/>
+                <w:szCs w:val="28"/>
+                <w:lang w:val="it-IT" w:bidi="ta-IN"/>
+              </w:rPr>
+              <w:t xml:space="preserve">| </w:t>
+            </w:r>
+            <w:r>
+              <w:rPr>
+                <w:rFonts w:ascii="Latha" w:hAnsi="Latha" w:cs="Latha"/>
+                <w:sz w:val="28"/>
+                <w:szCs w:val="28"/>
+                <w:cs/>
+                <w:lang w:bidi="ta-IN"/>
+              </w:rPr>
+              <w:t>ம</w:t>
+            </w:r>
+            <w:r>
+              <w:rPr>
+                <w:rFonts w:ascii="BRH Tamil Tab Extra" w:hAnsi="BRH Tamil Tab Extra" w:cs="Latha"/>
+                <w:b/>
+                <w:sz w:val="32"/>
+                <w:szCs w:val="28"/>
+                <w:lang w:val="it-IT" w:bidi="ta-IN"/>
+              </w:rPr>
+              <w:t>…</w:t>
+            </w:r>
+            <w:r>
+              <w:rPr>
+                <w:rFonts w:ascii="Latha" w:hAnsi="Latha" w:cs="Latha"/>
+                <w:sz w:val="28"/>
+                <w:szCs w:val="28"/>
+                <w:cs/>
+                <w:lang w:bidi="ta-IN"/>
+              </w:rPr>
+              <w:t>ஹி</w:t>
+            </w:r>
+            <w:r>
+              <w:rPr>
+                <w:rFonts w:ascii="BRH Tamil Tab Extra" w:hAnsi="BRH Tamil Tab Extra" w:cs="Latha"/>
+                <w:b/>
+                <w:sz w:val="32"/>
+                <w:szCs w:val="28"/>
+                <w:lang w:val="it-IT" w:bidi="ta-IN"/>
+              </w:rPr>
+              <w:t>…</w:t>
+            </w:r>
+            <w:r>
+              <w:rPr>
+                <w:rFonts w:ascii="Latha" w:hAnsi="Latha" w:cs="Latha"/>
+                <w:sz w:val="28"/>
+                <w:szCs w:val="28"/>
+                <w:cs/>
+                <w:lang w:bidi="ta-IN"/>
+              </w:rPr>
+              <w:t>மான</w:t>
+            </w:r>
+            <w:r>
+              <w:rPr>
+                <w:rFonts w:ascii="BRH Tamil Tab Extra" w:hAnsi="BRH Tamil Tab Extra" w:cs="Latha"/>
+                <w:b/>
+                <w:sz w:val="36"/>
+                <w:szCs w:val="28"/>
+                <w:lang w:val="it-IT" w:bidi="ta-IN"/>
+              </w:rPr>
+              <w:t>†</w:t>
+            </w:r>
+            <w:r>
+              <w:rPr>
+                <w:rFonts w:ascii="Latha" w:hAnsi="Latha" w:cs="Latha"/>
+                <w:sz w:val="28"/>
+                <w:szCs w:val="28"/>
+                <w:cs/>
+                <w:lang w:bidi="ta-IN"/>
+              </w:rPr>
+              <w:t>ங் க</w:t>
+            </w:r>
+            <w:r>
+              <w:rPr>
+                <w:rFonts w:ascii="Latha" w:hAnsi="Latha" w:cs="Latha"/>
+                <w:b/>
+                <w:bCs/>
+                <w:position w:val="-12"/>
+                <w:sz w:val="28"/>
+                <w:szCs w:val="28"/>
+                <w:cs/>
+                <w:lang w:bidi="ta-IN"/>
+              </w:rPr>
+              <w:t>3</w:t>
+            </w:r>
+            <w:r>
+              <w:rPr>
+                <w:rFonts w:ascii="Latha" w:hAnsi="Latha" w:cs="Latha"/>
+                <w:sz w:val="28"/>
+                <w:szCs w:val="28"/>
+                <w:cs/>
+                <w:lang w:bidi="ta-IN"/>
+              </w:rPr>
+              <w:t xml:space="preserve">மேயம் </w:t>
+            </w:r>
+            <w:r>
+              <w:rPr>
+                <w:rFonts w:ascii="Latha" w:hAnsi="Latha" w:cs="Latha"/>
+                <w:sz w:val="28"/>
+                <w:szCs w:val="28"/>
+                <w:lang w:val="it-IT" w:bidi="ta-IN"/>
+              </w:rPr>
+              <w:t>|</w:t>
+            </w:r>
+          </w:p>
+        </w:tc>
+      </w:tr>
+      <w:tr>
+        <w:trPr>
           <w:trHeight w:val="1375"/>
         </w:trPr>
         <w:tc>
@@ -2143,623 +2766,6 @@
                 <w:sz w:val="28"/>
                 <w:szCs w:val="28"/>
                 <w:lang w:bidi="ta-IN"/>
-              </w:rPr>
-              <w:t>|</w:t>
-            </w:r>
-          </w:p>
-        </w:tc>
-      </w:tr>
-      <w:tr>
-        <w:trPr>
-          <w:trHeight w:val="1433"/>
-        </w:trPr>
-        <w:tc>
-          <w:tcPr>
-            <w:tcW w:w="3857" w:type="dxa"/>
-            <w:tcBorders>
-              <w:top w:val="single" w:sz="4" w:space="0" w:color="000000"/>
-              <w:left w:val="single" w:sz="4" w:space="0" w:color="000000"/>
-              <w:bottom w:val="single" w:sz="4" w:space="0" w:color="000000"/>
-              <w:right w:val="single" w:sz="4" w:space="0" w:color="000000"/>
-            </w:tcBorders>
-          </w:tcPr>
-          <w:p>
-            <w:pPr>
-              <w:widowControl w:val="0"/>
-              <w:tabs>
-                <w:tab w:val="left" w:pos="993"/>
-              </w:tabs>
-              <w:autoSpaceDE w:val="0"/>
-              <w:autoSpaceDN w:val="0"/>
-              <w:adjustRightInd w:val="0"/>
-              <w:spacing w:before="0" w:line="240" w:lineRule="auto"/>
-              <w:rPr>
-                <w:rFonts w:eastAsia="Times New Roman" w:cs="Arial"/>
-                <w:b/>
-                <w:sz w:val="32"/>
-                <w:szCs w:val="32"/>
-                <w:lang w:val="en-IN" w:eastAsia="en-IN" w:bidi="ml-IN"/>
-              </w:rPr>
-            </w:pPr>
-            <w:r>
-              <w:rPr>
-                <w:rFonts w:eastAsia="Times New Roman" w:cs="Arial"/>
-                <w:b/>
-                <w:sz w:val="32"/>
-                <w:szCs w:val="32"/>
-                <w:lang w:val="en-IN" w:eastAsia="en-IN" w:bidi="ml-IN"/>
-              </w:rPr>
-              <w:t>T.S.1.6.</w:t>
-            </w:r>
-            <w:r>
-              <w:rPr>
-                <w:rFonts w:eastAsia="Times New Roman" w:cs="Arial"/>
-                <w:b/>
-                <w:sz w:val="32"/>
-                <w:szCs w:val="32"/>
-                <w:lang w:val="en-IN" w:eastAsia="en-IN" w:bidi="ml-IN"/>
-              </w:rPr>
-              <w:t xml:space="preserve">11.7 </w:t>
-            </w:r>
-            <w:r>
-              <w:rPr>
-                <w:rFonts w:eastAsia="Times New Roman" w:cs="Arial"/>
-                <w:b/>
-                <w:sz w:val="32"/>
-                <w:szCs w:val="32"/>
-                <w:lang w:val="en-IN" w:eastAsia="en-IN" w:bidi="ml-IN"/>
-              </w:rPr>
-              <w:t>- Kramam</w:t>
-            </w:r>
-          </w:p>
-          <w:p>
-            <w:pPr>
-              <w:widowControl w:val="0"/>
-              <w:autoSpaceDE w:val="0"/>
-              <w:autoSpaceDN w:val="0"/>
-              <w:adjustRightInd w:val="0"/>
-              <w:spacing w:before="0" w:line="240" w:lineRule="auto"/>
-              <w:rPr>
-                <w:rFonts w:cs="Arial"/>
-                <w:b/>
-                <w:bCs/>
-                <w:sz w:val="28"/>
-                <w:szCs w:val="36"/>
-                <w:lang w:bidi="ml-IN"/>
-              </w:rPr>
-            </w:pPr>
-            <w:r>
-              <w:rPr>
-                <w:rFonts w:cs="Arial"/>
-                <w:b/>
-                <w:bCs/>
-                <w:sz w:val="28"/>
-                <w:szCs w:val="36"/>
-                <w:lang w:bidi="ml-IN"/>
-              </w:rPr>
-              <w:t xml:space="preserve">Krama Vaakyam No. </w:t>
-            </w:r>
-            <w:r>
-              <w:rPr>
-                <w:rFonts w:cs="Arial"/>
-                <w:b/>
-                <w:bCs/>
-                <w:sz w:val="28"/>
-                <w:szCs w:val="36"/>
-                <w:lang w:bidi="ml-IN"/>
-              </w:rPr>
-              <w:t>16</w:t>
-            </w:r>
-          </w:p>
-          <w:p>
-            <w:pPr>
-              <w:widowControl w:val="0"/>
-              <w:tabs>
-                <w:tab w:val="left" w:pos="993"/>
-              </w:tabs>
-              <w:autoSpaceDE w:val="0"/>
-              <w:autoSpaceDN w:val="0"/>
-              <w:adjustRightInd w:val="0"/>
-              <w:spacing w:before="0" w:line="240" w:lineRule="auto"/>
-              <w:rPr>
-                <w:rFonts w:eastAsia="Times New Roman" w:cs="Arial"/>
-                <w:b/>
-                <w:sz w:val="32"/>
-                <w:szCs w:val="32"/>
-                <w:lang w:val="it-IT" w:eastAsia="en-IN" w:bidi="ml-IN"/>
-              </w:rPr>
-            </w:pPr>
-            <w:r>
-              <w:rPr>
-                <w:rFonts w:cs="Arial"/>
-                <w:b/>
-                <w:bCs/>
-                <w:sz w:val="28"/>
-                <w:szCs w:val="36"/>
-                <w:lang w:bidi="ml-IN"/>
-              </w:rPr>
-              <w:t xml:space="preserve">Panchaati No. </w:t>
-            </w:r>
-            <w:r>
-              <w:rPr>
-                <w:rFonts w:cs="Arial"/>
-                <w:b/>
-                <w:bCs/>
-                <w:sz w:val="28"/>
-                <w:szCs w:val="36"/>
-                <w:lang w:bidi="ml-IN"/>
-              </w:rPr>
-              <w:t>45</w:t>
-            </w:r>
-          </w:p>
-        </w:tc>
-        <w:tc>
-          <w:tcPr>
-            <w:tcW w:w="5196" w:type="dxa"/>
-            <w:tcBorders>
-              <w:top w:val="single" w:sz="4" w:space="0" w:color="000000"/>
-              <w:left w:val="single" w:sz="4" w:space="0" w:color="000000"/>
-              <w:bottom w:val="single" w:sz="4" w:space="0" w:color="000000"/>
-              <w:right w:val="single" w:sz="4" w:space="0" w:color="000000"/>
-            </w:tcBorders>
-          </w:tcPr>
-          <w:p>
-            <w:pPr>
-              <w:spacing w:before="0" w:line="240" w:lineRule="auto"/>
-              <w:rPr>
-                <w:rFonts w:ascii="BRH Devanagari Extra" w:hAnsi="BRH Devanagari Extra" w:cs="BRH Devanagari Extra"/>
-                <w:sz w:val="40"/>
-                <w:szCs w:val="40"/>
-                <w:lang w:val="it-IT"/>
-              </w:rPr>
-            </w:pPr>
-            <w:r>
-              <w:rPr>
-                <w:rFonts w:ascii="Latha" w:hAnsi="Latha" w:cs="Latha"/>
-                <w:sz w:val="28"/>
-                <w:szCs w:val="28"/>
-                <w:cs/>
-                <w:lang w:bidi="ta-IN"/>
-              </w:rPr>
-              <w:t>ஜே</w:t>
-            </w:r>
-            <w:r>
-              <w:rPr>
-                <w:rFonts w:ascii="BRH Tamil Tab Extra" w:hAnsi="BRH Tamil Tab Extra" w:cs="Latha"/>
-                <w:b/>
-                <w:sz w:val="32"/>
-                <w:szCs w:val="28"/>
-                <w:lang w:val="it-IT" w:bidi="ta-IN"/>
-              </w:rPr>
-              <w:t>…</w:t>
-            </w:r>
-            <w:r>
-              <w:rPr>
-                <w:rFonts w:ascii="Latha" w:hAnsi="Latha" w:cs="Latha"/>
-                <w:sz w:val="28"/>
-                <w:szCs w:val="28"/>
-                <w:cs/>
-                <w:lang w:bidi="ta-IN"/>
-              </w:rPr>
-              <w:t>மான</w:t>
-            </w:r>
-            <w:r>
-              <w:rPr>
-                <w:rFonts w:ascii="BRH Tamil Tab Extra" w:hAnsi="BRH Tamil Tab Extra" w:cs="Latha"/>
-                <w:b/>
-                <w:sz w:val="36"/>
-                <w:szCs w:val="28"/>
-                <w:lang w:val="it-IT" w:bidi="ta-IN"/>
-              </w:rPr>
-              <w:t>†</w:t>
-            </w:r>
-            <w:r>
-              <w:rPr>
-                <w:rFonts w:ascii="Latha" w:hAnsi="Latha" w:cs="Latha"/>
-                <w:sz w:val="28"/>
-                <w:szCs w:val="28"/>
-                <w:cs/>
-                <w:lang w:bidi="ta-IN"/>
-              </w:rPr>
-              <w:t>ம் மஹி</w:t>
-            </w:r>
-            <w:r>
-              <w:rPr>
-                <w:rFonts w:ascii="BRH Tamil Tab Extra" w:hAnsi="BRH Tamil Tab Extra" w:cs="Latha"/>
-                <w:b/>
-                <w:sz w:val="32"/>
-                <w:szCs w:val="28"/>
-                <w:lang w:val="it-IT" w:bidi="ta-IN"/>
-              </w:rPr>
-              <w:t>…</w:t>
-            </w:r>
-            <w:r>
-              <w:rPr>
-                <w:rFonts w:ascii="Latha" w:hAnsi="Latha" w:cs="Latha"/>
-                <w:sz w:val="28"/>
-                <w:szCs w:val="28"/>
-                <w:cs/>
-                <w:lang w:bidi="ta-IN"/>
-              </w:rPr>
-              <w:t>மா</w:t>
-            </w:r>
-            <w:r>
-              <w:rPr>
-                <w:rFonts w:ascii="Latha" w:hAnsi="Latha" w:cs="Latha"/>
-                <w:sz w:val="28"/>
-                <w:szCs w:val="28"/>
-                <w:highlight w:val="yellow"/>
-                <w:cs/>
-                <w:lang w:bidi="ta-IN"/>
-              </w:rPr>
-              <w:t>ன</w:t>
-            </w:r>
-            <w:r>
-              <w:rPr>
-                <w:rFonts w:ascii="BRH Tamil Tab Extra" w:hAnsi="BRH Tamil Tab Extra" w:cs="Latha"/>
-                <w:b/>
-                <w:sz w:val="36"/>
-                <w:szCs w:val="28"/>
-                <w:lang w:val="it-IT" w:bidi="ta-IN"/>
-              </w:rPr>
-              <w:t>†</w:t>
-            </w:r>
-            <w:r>
-              <w:rPr>
-                <w:rFonts w:ascii="Latha" w:hAnsi="Latha" w:cs="Latha"/>
-                <w:sz w:val="28"/>
-                <w:szCs w:val="28"/>
-                <w:cs/>
-                <w:lang w:bidi="ta-IN"/>
-              </w:rPr>
-              <w:t xml:space="preserve">ம் </w:t>
-            </w:r>
-            <w:r>
-              <w:rPr>
-                <w:rFonts w:ascii="Latha" w:hAnsi="Latha" w:cs="Latha"/>
-                <w:sz w:val="28"/>
-                <w:szCs w:val="28"/>
-                <w:lang w:val="it-IT" w:bidi="ta-IN"/>
-              </w:rPr>
-              <w:t xml:space="preserve">| </w:t>
-            </w:r>
-            <w:r>
-              <w:rPr>
-                <w:rFonts w:ascii="Latha" w:hAnsi="Latha" w:cs="Latha"/>
-                <w:sz w:val="28"/>
-                <w:szCs w:val="28"/>
-                <w:cs/>
-                <w:lang w:bidi="ta-IN"/>
-              </w:rPr>
-              <w:t>ம</w:t>
-            </w:r>
-            <w:r>
-              <w:rPr>
-                <w:rFonts w:ascii="BRH Tamil Tab Extra" w:hAnsi="BRH Tamil Tab Extra" w:cs="Latha"/>
-                <w:b/>
-                <w:sz w:val="32"/>
-                <w:szCs w:val="28"/>
-                <w:lang w:val="it-IT" w:bidi="ta-IN"/>
-              </w:rPr>
-              <w:t>…</w:t>
-            </w:r>
-            <w:r>
-              <w:rPr>
-                <w:rFonts w:ascii="Latha" w:hAnsi="Latha" w:cs="Latha"/>
-                <w:sz w:val="28"/>
-                <w:szCs w:val="28"/>
-                <w:cs/>
-                <w:lang w:bidi="ta-IN"/>
-              </w:rPr>
-              <w:t>ஹி</w:t>
-            </w:r>
-            <w:r>
-              <w:rPr>
-                <w:rFonts w:ascii="BRH Tamil Tab Extra" w:hAnsi="BRH Tamil Tab Extra" w:cs="Latha"/>
-                <w:b/>
-                <w:sz w:val="32"/>
-                <w:szCs w:val="28"/>
-                <w:lang w:val="it-IT" w:bidi="ta-IN"/>
-              </w:rPr>
-              <w:t>…</w:t>
-            </w:r>
-            <w:r>
-              <w:rPr>
-                <w:rFonts w:ascii="Latha" w:hAnsi="Latha" w:cs="Latha"/>
-                <w:sz w:val="28"/>
-                <w:szCs w:val="28"/>
-                <w:cs/>
-                <w:lang w:bidi="ta-IN"/>
-              </w:rPr>
-              <w:t>மான</w:t>
-            </w:r>
-            <w:r>
-              <w:rPr>
-                <w:rFonts w:ascii="BRH Tamil Tab Extra" w:hAnsi="BRH Tamil Tab Extra" w:cs="Latha"/>
-                <w:b/>
-                <w:sz w:val="36"/>
-                <w:szCs w:val="28"/>
-                <w:lang w:val="it-IT" w:bidi="ta-IN"/>
-              </w:rPr>
-              <w:t>†</w:t>
-            </w:r>
-            <w:r>
-              <w:rPr>
-                <w:rFonts w:ascii="Latha" w:hAnsi="Latha" w:cs="Latha"/>
-                <w:sz w:val="28"/>
-                <w:szCs w:val="28"/>
-                <w:cs/>
-                <w:lang w:bidi="ta-IN"/>
-              </w:rPr>
-              <w:t>ங் க</w:t>
-            </w:r>
-            <w:r>
-              <w:rPr>
-                <w:rFonts w:ascii="Latha" w:hAnsi="Latha" w:cs="Latha"/>
-                <w:b/>
-                <w:bCs/>
-                <w:position w:val="-12"/>
-                <w:sz w:val="28"/>
-                <w:szCs w:val="28"/>
-                <w:cs/>
-                <w:lang w:bidi="ta-IN"/>
-              </w:rPr>
-              <w:t>3</w:t>
-            </w:r>
-            <w:r>
-              <w:rPr>
-                <w:rFonts w:ascii="Latha" w:hAnsi="Latha" w:cs="Latha"/>
-                <w:sz w:val="28"/>
-                <w:szCs w:val="28"/>
-                <w:cs/>
-                <w:lang w:bidi="ta-IN"/>
-              </w:rPr>
-              <w:t xml:space="preserve">மேயம் </w:t>
-            </w:r>
-            <w:r>
-              <w:rPr>
-                <w:rFonts w:ascii="Latha" w:hAnsi="Latha" w:cs="Latha"/>
-                <w:sz w:val="28"/>
-                <w:szCs w:val="28"/>
-                <w:lang w:val="it-IT" w:bidi="ta-IN"/>
-              </w:rPr>
-              <w:t>|</w:t>
-            </w:r>
-          </w:p>
-        </w:tc>
-        <w:tc>
-          <w:tcPr>
-            <w:tcW w:w="5220" w:type="dxa"/>
-            <w:tcBorders>
-              <w:top w:val="single" w:sz="4" w:space="0" w:color="000000"/>
-              <w:left w:val="single" w:sz="4" w:space="0" w:color="000000"/>
-              <w:bottom w:val="single" w:sz="4" w:space="0" w:color="000000"/>
-              <w:right w:val="single" w:sz="4" w:space="0" w:color="000000"/>
-            </w:tcBorders>
-          </w:tcPr>
-          <w:p>
-            <w:pPr>
-              <w:widowControl w:val="0"/>
-              <w:autoSpaceDE w:val="0"/>
-              <w:autoSpaceDN w:val="0"/>
-              <w:adjustRightInd w:val="0"/>
-              <w:spacing w:before="0" w:line="240" w:lineRule="auto"/>
-              <w:rPr>
-                <w:rFonts w:ascii="BRH Devanagari Extra" w:hAnsi="BRH Devanagari Extra" w:cs="BRH Devanagari Extra"/>
-                <w:sz w:val="40"/>
-                <w:szCs w:val="40"/>
-                <w:lang w:val="it-IT"/>
-              </w:rPr>
-            </w:pPr>
-            <w:r>
-              <w:rPr>
-                <w:rFonts w:ascii="Latha" w:hAnsi="Latha" w:cs="Latha"/>
-                <w:sz w:val="28"/>
-                <w:szCs w:val="28"/>
-                <w:cs/>
-                <w:lang w:bidi="ta-IN"/>
-              </w:rPr>
-              <w:t>ஜே</w:t>
-            </w:r>
-            <w:r>
-              <w:rPr>
-                <w:rFonts w:ascii="BRH Tamil Tab Extra" w:hAnsi="BRH Tamil Tab Extra" w:cs="Latha"/>
-                <w:b/>
-                <w:sz w:val="32"/>
-                <w:szCs w:val="28"/>
-                <w:lang w:val="it-IT" w:bidi="ta-IN"/>
-              </w:rPr>
-              <w:t>…</w:t>
-            </w:r>
-            <w:r>
-              <w:rPr>
-                <w:rFonts w:ascii="Latha" w:hAnsi="Latha" w:cs="Latha"/>
-                <w:sz w:val="28"/>
-                <w:szCs w:val="28"/>
-                <w:cs/>
-                <w:lang w:bidi="ta-IN"/>
-              </w:rPr>
-              <w:t>மான</w:t>
-            </w:r>
-            <w:r>
-              <w:rPr>
-                <w:rFonts w:ascii="BRH Tamil Tab Extra" w:hAnsi="BRH Tamil Tab Extra" w:cs="Latha"/>
-                <w:b/>
-                <w:sz w:val="36"/>
-                <w:szCs w:val="28"/>
-                <w:lang w:val="it-IT" w:bidi="ta-IN"/>
-              </w:rPr>
-              <w:t>†</w:t>
-            </w:r>
-            <w:r>
-              <w:rPr>
-                <w:rFonts w:ascii="Latha" w:hAnsi="Latha" w:cs="Latha"/>
-                <w:sz w:val="28"/>
-                <w:szCs w:val="28"/>
-                <w:cs/>
-                <w:lang w:bidi="ta-IN"/>
-              </w:rPr>
-              <w:t>ம் மஹி</w:t>
-            </w:r>
-            <w:r>
-              <w:rPr>
-                <w:rFonts w:ascii="BRH Tamil Tab Extra" w:hAnsi="BRH Tamil Tab Extra" w:cs="Latha"/>
-                <w:b/>
-                <w:sz w:val="32"/>
-                <w:szCs w:val="28"/>
-                <w:lang w:val="it-IT" w:bidi="ta-IN"/>
-              </w:rPr>
-              <w:t>…</w:t>
-            </w:r>
-            <w:r>
-              <w:rPr>
-                <w:rFonts w:ascii="Latha" w:hAnsi="Latha" w:cs="Latha"/>
-                <w:sz w:val="28"/>
-                <w:szCs w:val="28"/>
-                <w:cs/>
-                <w:lang w:bidi="ta-IN"/>
-              </w:rPr>
-              <w:t>மா</w:t>
-            </w:r>
-            <w:r>
-              <w:rPr>
-                <w:rFonts w:ascii="Latha" w:hAnsi="Latha" w:cs="Latha"/>
-                <w:sz w:val="28"/>
-                <w:szCs w:val="28"/>
-                <w:highlight w:val="green"/>
-                <w:cs/>
-                <w:lang w:bidi="ta-IN"/>
-              </w:rPr>
-              <w:t>ன</w:t>
-            </w:r>
-            <w:r>
-              <w:rPr>
-                <w:rFonts w:ascii="BRH Tamil Tab Extra" w:hAnsi="BRH Tamil Tab Extra" w:cs="Latha"/>
-                <w:b/>
-                <w:sz w:val="36"/>
-                <w:szCs w:val="28"/>
-                <w:lang w:val="it-IT" w:bidi="ta-IN"/>
-              </w:rPr>
-              <w:t>‡</w:t>
-            </w:r>
-            <w:r>
-              <w:rPr>
-                <w:rFonts w:ascii="Latha" w:hAnsi="Latha" w:cs="Latha"/>
-                <w:sz w:val="28"/>
-                <w:szCs w:val="28"/>
-                <w:cs/>
-                <w:lang w:bidi="ta-IN"/>
-              </w:rPr>
-              <w:t xml:space="preserve">ம் </w:t>
-            </w:r>
-            <w:r>
-              <w:rPr>
-                <w:rFonts w:ascii="Latha" w:hAnsi="Latha" w:cs="Latha"/>
-                <w:sz w:val="28"/>
-                <w:szCs w:val="28"/>
-                <w:lang w:val="it-IT" w:bidi="ta-IN"/>
-              </w:rPr>
-              <w:t xml:space="preserve">| </w:t>
-            </w:r>
-            <w:r>
-              <w:rPr>
-                <w:rFonts w:ascii="Latha" w:hAnsi="Latha" w:cs="Latha"/>
-                <w:sz w:val="28"/>
-                <w:szCs w:val="28"/>
-                <w:cs/>
-                <w:lang w:bidi="ta-IN"/>
-              </w:rPr>
-              <w:t>ம</w:t>
-            </w:r>
-            <w:r>
-              <w:rPr>
-                <w:rFonts w:ascii="BRH Tamil Tab Extra" w:hAnsi="BRH Tamil Tab Extra" w:cs="Latha"/>
-                <w:b/>
-                <w:sz w:val="32"/>
-                <w:szCs w:val="28"/>
-                <w:lang w:val="it-IT" w:bidi="ta-IN"/>
-              </w:rPr>
-              <w:t>…</w:t>
-            </w:r>
-            <w:r>
-              <w:rPr>
-                <w:rFonts w:ascii="Latha" w:hAnsi="Latha" w:cs="Latha"/>
-                <w:sz w:val="28"/>
-                <w:szCs w:val="28"/>
-                <w:cs/>
-                <w:lang w:bidi="ta-IN"/>
-              </w:rPr>
-              <w:t>ஹி</w:t>
-            </w:r>
-            <w:r>
-              <w:rPr>
-                <w:rFonts w:ascii="BRH Tamil Tab Extra" w:hAnsi="BRH Tamil Tab Extra" w:cs="Latha"/>
-                <w:b/>
-                <w:sz w:val="32"/>
-                <w:szCs w:val="28"/>
-                <w:lang w:val="it-IT" w:bidi="ta-IN"/>
-              </w:rPr>
-              <w:t>…</w:t>
-            </w:r>
-            <w:r>
-              <w:rPr>
-                <w:rFonts w:ascii="Latha" w:hAnsi="Latha" w:cs="Latha"/>
-                <w:sz w:val="28"/>
-                <w:szCs w:val="28"/>
-                <w:cs/>
-                <w:lang w:bidi="ta-IN"/>
-              </w:rPr>
-              <w:t>மான</w:t>
-            </w:r>
-            <w:r>
-              <w:rPr>
-                <w:rFonts w:ascii="BRH Tamil Tab Extra" w:hAnsi="BRH Tamil Tab Extra" w:cs="Latha"/>
-                <w:b/>
-                <w:sz w:val="36"/>
-                <w:szCs w:val="28"/>
-                <w:lang w:val="it-IT" w:bidi="ta-IN"/>
-              </w:rPr>
-              <w:t>†</w:t>
-            </w:r>
-            <w:r>
-              <w:rPr>
-                <w:rFonts w:ascii="Latha" w:hAnsi="Latha" w:cs="Latha"/>
-                <w:sz w:val="28"/>
-                <w:szCs w:val="28"/>
-                <w:cs/>
-                <w:lang w:bidi="ta-IN"/>
-              </w:rPr>
-              <w:t>ங் க</w:t>
-            </w:r>
-            <w:r>
-              <w:rPr>
-                <w:rFonts w:ascii="Latha" w:hAnsi="Latha" w:cs="Latha"/>
-                <w:b/>
-                <w:bCs/>
-                <w:position w:val="-12"/>
-                <w:sz w:val="28"/>
-                <w:szCs w:val="28"/>
-                <w:cs/>
-                <w:lang w:bidi="ta-IN"/>
-              </w:rPr>
-              <w:t>3</w:t>
-            </w:r>
-            <w:r>
-              <w:rPr>
-                <w:rFonts w:ascii="Latha" w:hAnsi="Latha" w:cs="Latha"/>
-                <w:sz w:val="28"/>
-                <w:szCs w:val="28"/>
-                <w:cs/>
-                <w:lang w:bidi="ta-IN"/>
-              </w:rPr>
-              <w:t xml:space="preserve">மேயம் </w:t>
-            </w:r>
-            <w:r>
-              <w:rPr>
-                <w:rFonts w:ascii="Latha" w:hAnsi="Latha" w:cs="Latha"/>
-                <w:sz w:val="28"/>
-                <w:szCs w:val="28"/>
-                <w:lang w:val="it-IT" w:bidi="ta-IN"/>
               </w:rPr>
               <w:t>|</w:t>
             </w:r>
@@ -2832,7 +2838,6 @@
           <w:szCs w:val="32"/>
           <w:u w:val="single"/>
         </w:rPr>
-        <w:lastRenderedPageBreak/>
         <w:t xml:space="preserve">TS Krama Paatam – TS 1.6 Tamil Corrections – Observed till </w:t>
       </w:r>
       <w:r>
@@ -5235,6 +5240,7 @@
                 <w:szCs w:val="32"/>
                 <w:lang w:val="en-IN" w:eastAsia="en-IN" w:bidi="ml-IN"/>
               </w:rPr>
+              <w:lastRenderedPageBreak/>
               <w:t>T.S.1.6.</w:t>
             </w:r>
             <w:r>
@@ -5828,7 +5834,6 @@
           <w:szCs w:val="32"/>
           <w:u w:val="single"/>
         </w:rPr>
-        <w:lastRenderedPageBreak/>
         <w:t xml:space="preserve">TS </w:t>
       </w:r>
       <w:r>
@@ -8668,6 +8673,7 @@
           <w:szCs w:val="40"/>
           <w:lang w:val="en-IN" w:eastAsia="en-IN"/>
         </w:rPr>
+        <w:lastRenderedPageBreak/>
         <w:t>"</w:t>
       </w:r>
       <w:r>
@@ -8804,7 +8810,6 @@
           <w:szCs w:val="32"/>
           <w:u w:val="single"/>
         </w:rPr>
-        <w:lastRenderedPageBreak/>
         <w:t xml:space="preserve">TS </w:t>
       </w:r>
       <w:r>
@@ -11082,6 +11087,7 @@
                 <w:szCs w:val="28"/>
                 <w:lang w:val="it-IT" w:eastAsia="en-IN" w:bidi="ml-IN"/>
               </w:rPr>
+              <w:lastRenderedPageBreak/>
               <w:t xml:space="preserve">T.S.1.6.4.3 - </w:t>
             </w:r>
           </w:p>
@@ -11652,7 +11658,6 @@
                 <w:szCs w:val="28"/>
                 <w:lang w:val="en-IN" w:eastAsia="en-IN" w:bidi="ml-IN"/>
               </w:rPr>
-              <w:lastRenderedPageBreak/>
               <w:t>T.S.1.6.7.1 - Kramam</w:t>
             </w:r>
           </w:p>
@@ -13515,6 +13520,7 @@
                 <w:sz w:val="32"/>
                 <w:szCs w:val="32"/>
               </w:rPr>
+              <w:lastRenderedPageBreak/>
               <w:t>Section, Paragraph</w:t>
             </w:r>
           </w:p>
@@ -14012,18 +14018,7 @@
                 <w:cs/>
                 <w:lang w:bidi="ta-IN"/>
               </w:rPr>
-              <w:t xml:space="preserve">ஆ </w:t>
-            </w:r>
-            <w:r>
-              <w:rPr>
-                <w:rFonts w:ascii="Latha" w:hAnsi="Latha" w:cs="Latha"/>
-                <w:sz w:val="28"/>
-                <w:szCs w:val="28"/>
-                <w:cs/>
-                <w:lang w:bidi="ta-IN"/>
-              </w:rPr>
-              <w:lastRenderedPageBreak/>
-              <w:t>வ்</w:t>
+              <w:t>ஆ வ்</w:t>
             </w:r>
             <w:r>
               <w:rPr>
@@ -14150,7 +14145,6 @@
                 <w:szCs w:val="32"/>
                 <w:lang w:bidi="ml-IN"/>
               </w:rPr>
-              <w:lastRenderedPageBreak/>
               <w:t xml:space="preserve">T.S.1.6.11.7 </w:t>
             </w:r>
             <w:r>
